--- a/bht-sjednica-final-review/TD-OUTPUT/2.1 Prijedlog Odluke Hibridni sistem napajanja BS Sjednica.docx
+++ b/bht-sjednica-final-review/TD-OUTPUT/2.1 Prijedlog Odluke Hibridni sistem napajanja BS Sjednica.docx
@@ -38,7 +38,7 @@
           <w:highlight w:val="yellow"/>
           <w:lang w:val="bs-BA"/>
         </w:rPr>
-        <w:t>_____.</w:t>
+        <w:t xml:space="preserve">_____.</w:t>
       </w:r>
       <w:r>
         <w:rPr>
@@ -71,7 +71,7 @@
           <w:szCs w:val="21"/>
           <w:lang w:val="bs-BA"/>
         </w:rPr>
-        <w:t>Predlagač/Izvjestilac: Izvršna direkcija za Investicije/</w:t>
+        <w:t xml:space="preserve">Predlagač/Izvjestilac: Izvršna direkcija za Investicije/</w:t>
       </w:r>
       <w:r>
         <w:rPr>
@@ -90,7 +90,7 @@
           <w:szCs w:val="21"/>
           <w:lang w:val="bs-BA"/>
         </w:rPr>
-        <w:t>Izvršna direkcija za tehnologiju i razvoj servisa</w:t>
+        <w:t xml:space="preserve">Izvršna direkcija za tehnologiju i razvoj servisa</w:t>
       </w:r>
     </w:p>
     <w:p>
@@ -109,7 +109,7 @@
           <w:sz w:val="21"/>
           <w:szCs w:val="21"/>
         </w:rPr>
-        <w:t>Naslov: Prijedlog Odluke o odobrenju sredstava za nabavku „infrastruktura i instalacija opreme za autonomni hibridni sistem napajanja Sjednica, Bileća (LOT 1 i 2)“</w:t>
+        <w:t xml:space="preserve">Naslov: Prijedlog Odluke o odobrenju sredstava za nabavku „infrastruktura i instalacija opreme za autonomni hibridni sistem napajanja Sjednica, Bileća (LOT 1 i 2)“</w:t>
       </w:r>
     </w:p>
     <w:p>
@@ -149,7 +149,7 @@
           <w:szCs w:val="21"/>
           <w:lang w:val="bs-BA"/>
         </w:rPr>
-        <w:t>Dokument za:</w:t>
+        <w:t xml:space="preserve">Dokument za:</w:t>
       </w:r>
     </w:p>
     <w:p>
@@ -476,7 +476,7 @@
           <w:szCs w:val="21"/>
           <w:lang w:val="bs-BA"/>
         </w:rPr>
-        <w:t>Vrijeme potrebno za prezentaciju/diskusiju:</w:t>
+        <w:t xml:space="preserve">Vrijeme potrebno za prezentaciju/diskusiju:</w:t>
       </w:r>
     </w:p>
     <w:p>
@@ -701,7 +701,7 @@
           <w:szCs w:val="21"/>
           <w:lang w:val="bs-BA"/>
         </w:rPr>
-        <w:t>Osnov za izradu materijala:</w:t>
+        <w:t xml:space="preserve">Osnov za izradu materijala:</w:t>
       </w:r>
     </w:p>
     <w:p>
@@ -804,7 +804,7 @@
                                 <w:szCs w:val="22"/>
                                 <w:highlight w:val="yellow"/>
                               </w:rPr>
-                              <w:t>01.01.2025. do 31.12.2027. godine, broj: 00.1-03-74251/25-5 od 24.10.2025. godine, str.27/67, Tabela 1.</w:t>
+                              <w:t xml:space="preserve">01.01.2025. do 31.12.2027. godine, broj: 00.1-03-74251/25-5 od 24.10.2025. godine, str.27/67, Tabela 1.</w:t>
                             </w:r>
                           </w:p>
                           <w:p>
@@ -832,7 +832,7 @@
                                 <w:szCs w:val="22"/>
                                 <w:highlight w:val="yellow"/>
                               </w:rPr>
-                              <w:t>Godišnji Operativni plan poslovanja Dioničkog društva BH Telecom Sarajevo za 2026. godinu, broj: 00.1-14-11089/26 od 04.02.2026. godine, Prilog 4, Operativni plan investicijskih aktivnosti za period 2025-2027. godine, u dijelu koji se odnosi na ID TIRS</w:t>
+                              <w:t xml:space="preserve">Godišnji Operativni plan poslovanja Dioničkog društva BH Telecom Sarajevo za 2026. godinu, broj: 00.1-14-11089/26 od 04.02.2026. godine, Prilog 4, Operativni plan investicijskih aktivnosti za period 2025-2027. godine, u dijelu koji se odnosi na ID TIRS</w:t>
                             </w:r>
                             <w:r>
                               <w:rPr>
@@ -842,7 +842,7 @@
                                 <w:highlight w:val="yellow"/>
                                 <w:lang w:val="bs-Cyrl-BA"/>
                               </w:rPr>
-                              <w:t>,</w:t>
+                              <w:t xml:space="preserve">,</w:t>
                             </w:r>
                             <w:r>
                               <w:rPr>
@@ -862,7 +862,7 @@
                                 <w:highlight w:val="yellow"/>
                                 <w:lang w:val="bs-Cyrl-BA"/>
                               </w:rPr>
-                              <w:t>redni broj</w:t>
+                              <w:t xml:space="preserve">redni broj</w:t>
                             </w:r>
                             <w:r>
                               <w:rPr>
@@ -881,7 +881,7 @@
                                 <w:szCs w:val="22"/>
                                 <w:highlight w:val="yellow"/>
                               </w:rPr>
-                              <w:t>14/IP SIGURNOST, r.br. 14.6-</w:t>
+                              <w:t xml:space="preserve">14/IP SIGURNOST, r.br. 14.6-</w:t>
                             </w:r>
                             <w:r>
                               <w:rPr>
@@ -921,7 +921,7 @@
                                 <w:highlight w:val="yellow"/>
                                 <w:lang w:val="bs-Cyrl-BA"/>
                               </w:rPr>
-                              <w:t>redni broj</w:t>
+                              <w:t xml:space="preserve">redni broj</w:t>
                             </w:r>
                             <w:r>
                               <w:rPr>
@@ -942,7 +942,7 @@
                                 <w:highlight w:val="yellow"/>
                                 <w:lang w:val="bs-Cyrl-BA"/>
                               </w:rPr>
-                              <w:t>1</w:t>
+                              <w:t xml:space="preserve">1</w:t>
                             </w:r>
                             <w:r>
                               <w:rPr>
@@ -952,7 +952,7 @@
                                 <w:szCs w:val="22"/>
                                 <w:highlight w:val="yellow"/>
                               </w:rPr>
-                              <w:t>8</w:t>
+                              <w:t xml:space="preserve">8</w:t>
                             </w:r>
                             <w:r>
                               <w:rPr>
@@ -963,7 +963,7 @@
                                 <w:highlight w:val="yellow"/>
                                 <w:lang w:val="bs-Cyrl-BA"/>
                               </w:rPr>
-                              <w:t>/PROJEKAT- ENERGETIKA I KLIMATIZACIJA, r.br.</w:t>
+                              <w:t xml:space="preserve">/PROJEKAT- ENERGETIKA I KLIMATIZACIJA, r.br.</w:t>
                             </w:r>
                             <w:r>
                               <w:rPr>
@@ -983,7 +983,7 @@
                                 <w:szCs w:val="22"/>
                                 <w:highlight w:val="yellow"/>
                               </w:rPr>
-                              <w:t>18.1</w:t>
+                              <w:t xml:space="preserve">18.1</w:t>
                             </w:r>
                             <w:r>
                               <w:rPr>
@@ -1004,7 +1004,7 @@
                                 <w:szCs w:val="22"/>
                                 <w:highlight w:val="yellow"/>
                               </w:rPr>
-                              <w:t>Nadzor i upravljanje energetikom</w:t>
+                              <w:t xml:space="preserve">Nadzor i upravljanje energetikom</w:t>
                             </w:r>
                             <w:r>
                               <w:rPr>
@@ -1015,7 +1015,7 @@
                                 <w:highlight w:val="yellow"/>
                                 <w:lang w:val="bs-Cyrl-BA"/>
                               </w:rPr>
-                              <w:t>“</w:t>
+                              <w:t xml:space="preserve">“</w:t>
                             </w:r>
                             <w:r>
                               <w:rPr>
@@ -1025,7 +1025,7 @@
                                 <w:szCs w:val="22"/>
                                 <w:highlight w:val="yellow"/>
                               </w:rPr>
-                              <w:t>, r.br.18.4-„</w:t>
+                              <w:t xml:space="preserve">, r.br.18.4-„</w:t>
                             </w:r>
                             <w:r>
                               <w:rPr>
@@ -1086,7 +1086,7 @@
                                 <w:szCs w:val="22"/>
                                 <w:lang w:val="bs-BA"/>
                               </w:rPr>
-                              <w:t>ni</w:t>
+                              <w:t xml:space="preserve">ni</w:t>
                             </w:r>
                             <w:r>
                               <w:rPr>
@@ -1095,7 +1095,7 @@
                                 <w:szCs w:val="22"/>
                                 <w:lang w:val="bs-Cyrl-BA"/>
                               </w:rPr>
-                              <w:t>je uvrštena u Plan nabavki za 202</w:t>
+                              <w:t xml:space="preserve">je uvrštena u Plan nabavki za 202</w:t>
                             </w:r>
                             <w:r>
                               <w:rPr>
@@ -1104,7 +1104,7 @@
                                 <w:szCs w:val="22"/>
                                 <w:lang w:val="bs-BA"/>
                               </w:rPr>
-                              <w:t>6</w:t>
+                              <w:t xml:space="preserve">6</w:t>
                             </w:r>
                             <w:r>
                               <w:rPr>
@@ -1240,7 +1240,7 @@
                           <w:szCs w:val="22"/>
                           <w:highlight w:val="yellow"/>
                         </w:rPr>
-                        <w:t>01.01.2025. do 31.12.2027. godine, broj: 00.1-03-74251/25-5 od 24.10.2025. godine, str.27/67, Tabela 1.</w:t>
+                        <w:t xml:space="preserve">01.01.2025. do 31.12.2027. godine, broj: 00.1-03-74251/25-5 od 24.10.2025. godine, str.27/67, Tabela 1.</w:t>
                       </w:r>
                     </w:p>
                     <w:p>
@@ -1268,7 +1268,7 @@
                           <w:szCs w:val="22"/>
                           <w:highlight w:val="yellow"/>
                         </w:rPr>
-                        <w:t>Godišnji Operativni plan poslovanja Dioničkog društva BH Telecom Sarajevo za 2026. godinu, broj: 00.1-14-11089/26 od 04.02.2026. godine, Prilog 4, Operativni plan investicijskih aktivnosti za period 2025-2027. godine, u dijelu koji se odnosi na ID TIRS</w:t>
+                        <w:t xml:space="preserve">Godišnji Operativni plan poslovanja Dioničkog društva BH Telecom Sarajevo za 2026. godinu, broj: 00.1-14-11089/26 od 04.02.2026. godine, Prilog 4, Operativni plan investicijskih aktivnosti za period 2025-2027. godine, u dijelu koji se odnosi na ID TIRS</w:t>
                       </w:r>
                       <w:r>
                         <w:rPr>
@@ -1278,7 +1278,7 @@
                           <w:highlight w:val="yellow"/>
                           <w:lang w:val="bs-Cyrl-BA"/>
                         </w:rPr>
-                        <w:t>,</w:t>
+                        <w:t xml:space="preserve">,</w:t>
                       </w:r>
                       <w:r>
                         <w:rPr>
@@ -1298,7 +1298,7 @@
                           <w:highlight w:val="yellow"/>
                           <w:lang w:val="bs-Cyrl-BA"/>
                         </w:rPr>
-                        <w:t>redni broj</w:t>
+                        <w:t xml:space="preserve">redni broj</w:t>
                       </w:r>
                       <w:r>
                         <w:rPr>
@@ -1317,7 +1317,7 @@
                           <w:szCs w:val="22"/>
                           <w:highlight w:val="yellow"/>
                         </w:rPr>
-                        <w:t>14/IP SIGURNOST, r.br. 14.6-</w:t>
+                        <w:t xml:space="preserve">14/IP SIGURNOST, r.br. 14.6-</w:t>
                       </w:r>
                       <w:r>
                         <w:rPr>
@@ -1357,7 +1357,7 @@
                           <w:highlight w:val="yellow"/>
                           <w:lang w:val="bs-Cyrl-BA"/>
                         </w:rPr>
-                        <w:t>redni broj</w:t>
+                        <w:t xml:space="preserve">redni broj</w:t>
                       </w:r>
                       <w:r>
                         <w:rPr>
@@ -1378,7 +1378,7 @@
                           <w:highlight w:val="yellow"/>
                           <w:lang w:val="bs-Cyrl-BA"/>
                         </w:rPr>
-                        <w:t>1</w:t>
+                        <w:t xml:space="preserve">1</w:t>
                       </w:r>
                       <w:r>
                         <w:rPr>
@@ -1388,7 +1388,7 @@
                           <w:szCs w:val="22"/>
                           <w:highlight w:val="yellow"/>
                         </w:rPr>
-                        <w:t>8</w:t>
+                        <w:t xml:space="preserve">8</w:t>
                       </w:r>
                       <w:r>
                         <w:rPr>
@@ -1399,7 +1399,7 @@
                           <w:highlight w:val="yellow"/>
                           <w:lang w:val="bs-Cyrl-BA"/>
                         </w:rPr>
-                        <w:t>/PROJEKAT- ENERGETIKA I KLIMATIZACIJA, r.br.</w:t>
+                        <w:t xml:space="preserve">/PROJEKAT- ENERGETIKA I KLIMATIZACIJA, r.br.</w:t>
                       </w:r>
                       <w:r>
                         <w:rPr>
@@ -1419,7 +1419,7 @@
                           <w:szCs w:val="22"/>
                           <w:highlight w:val="yellow"/>
                         </w:rPr>
-                        <w:t>18.1</w:t>
+                        <w:t xml:space="preserve">18.1</w:t>
                       </w:r>
                       <w:r>
                         <w:rPr>
@@ -1440,7 +1440,7 @@
                           <w:szCs w:val="22"/>
                           <w:highlight w:val="yellow"/>
                         </w:rPr>
-                        <w:t>Nadzor i upravljanje energetikom</w:t>
+                        <w:t xml:space="preserve">Nadzor i upravljanje energetikom</w:t>
                       </w:r>
                       <w:r>
                         <w:rPr>
@@ -1451,7 +1451,7 @@
                           <w:highlight w:val="yellow"/>
                           <w:lang w:val="bs-Cyrl-BA"/>
                         </w:rPr>
-                        <w:t>“</w:t>
+                        <w:t xml:space="preserve">“</w:t>
                       </w:r>
                       <w:r>
                         <w:rPr>
@@ -1461,7 +1461,7 @@
                           <w:szCs w:val="22"/>
                           <w:highlight w:val="yellow"/>
                         </w:rPr>
-                        <w:t>, r.br.18.4-„</w:t>
+                        <w:t xml:space="preserve">, r.br.18.4-„</w:t>
                       </w:r>
                       <w:r>
                         <w:rPr>
@@ -1522,7 +1522,7 @@
                           <w:szCs w:val="22"/>
                           <w:lang w:val="bs-BA"/>
                         </w:rPr>
-                        <w:t>ni</w:t>
+                        <w:t xml:space="preserve">ni</w:t>
                       </w:r>
                       <w:r>
                         <w:rPr>
@@ -1531,7 +1531,7 @@
                           <w:szCs w:val="22"/>
                           <w:lang w:val="bs-Cyrl-BA"/>
                         </w:rPr>
-                        <w:t>je uvrštena u Plan nabavki za 202</w:t>
+                        <w:t xml:space="preserve">je uvrštena u Plan nabavki za 202</w:t>
                       </w:r>
                       <w:r>
                         <w:rPr>
@@ -1540,7 +1540,7 @@
                           <w:szCs w:val="22"/>
                           <w:lang w:val="bs-BA"/>
                         </w:rPr>
-                        <w:t>6</w:t>
+                        <w:t xml:space="preserve">6</w:t>
                       </w:r>
                       <w:r>
                         <w:rPr>
@@ -1752,7 +1752,7 @@
                                 <w:sz w:val="22"/>
                                 <w:szCs w:val="22"/>
                               </w:rPr>
-                              <w:t>01.01.2025. do 31.12.2027. godine, broj: 00.1-03-74251/25-5 od 24.10.2025. godine, str.27/67, Tabela 1.</w:t>
+                              <w:t xml:space="preserve">01.01.2025. do 31.12.2027. godine, broj: 00.1-03-74251/25-5 od 24.10.2025. godine, str.27/67, Tabela 1.</w:t>
                             </w:r>
                             <w:r>
                               <w:rPr>
@@ -1769,7 +1769,7 @@
                                 <w:sz w:val="22"/>
                                 <w:szCs w:val="22"/>
                               </w:rPr>
-                              <w:t>Godišnjim Operativnim planom poslovanja Dioničkog društva BH Telecom Sarajevo za 2026. godinu, broj: 00.1-14-11089/26 od 04.02.2026. godine, Prilog 4, Operativni plan investicijskih aktivnosti za period 2025-2027. godine, u dijelu koji se odnosi na ID TIRS</w:t>
+                              <w:t xml:space="preserve">Godišnjim Operativnim planom poslovanja Dioničkog društva BH Telecom Sarajevo za 2026. godinu, broj: 00.1-14-11089/26 od 04.02.2026. godine, Prilog 4, Operativni plan investicijskih aktivnosti za period 2025-2027. godine, u dijelu koji se odnosi na ID TIRS</w:t>
                             </w:r>
                             <w:r>
                               <w:rPr>
@@ -1778,7 +1778,7 @@
                                 <w:szCs w:val="22"/>
                                 <w:lang w:val="bs-Cyrl-BA"/>
                               </w:rPr>
-                              <w:t>,</w:t>
+                              <w:t xml:space="preserve">,</w:t>
                             </w:r>
                             <w:r>
                               <w:rPr>
@@ -1815,7 +1815,7 @@
                                 <w:highlight w:val="yellow"/>
                                 <w:lang w:val="bs-Cyrl-BA"/>
                               </w:rPr>
-                              <w:t>redni broj</w:t>
+                              <w:t xml:space="preserve">redni broj</w:t>
                             </w:r>
                             <w:r>
                               <w:rPr>
@@ -1854,7 +1854,7 @@
                                 <w:highlight w:val="yellow"/>
                                 <w:lang w:val="bs-Cyrl-BA"/>
                               </w:rPr>
-                              <w:t>redni broj</w:t>
+                              <w:t xml:space="preserve">redni broj</w:t>
                             </w:r>
                             <w:r>
                               <w:rPr>
@@ -1875,7 +1875,7 @@
                                 <w:highlight w:val="yellow"/>
                                 <w:lang w:val="bs-Cyrl-BA"/>
                               </w:rPr>
-                              <w:t>1</w:t>
+                              <w:t xml:space="preserve">1</w:t>
                             </w:r>
                             <w:r>
                               <w:rPr>
@@ -1885,7 +1885,7 @@
                                 <w:szCs w:val="22"/>
                                 <w:highlight w:val="yellow"/>
                               </w:rPr>
-                              <w:t>8</w:t>
+                              <w:t xml:space="preserve">8</w:t>
                             </w:r>
                             <w:r>
                               <w:rPr>
@@ -1896,7 +1896,7 @@
                                 <w:highlight w:val="yellow"/>
                                 <w:lang w:val="bs-Cyrl-BA"/>
                               </w:rPr>
-                              <w:t>/PROJEKAT- ENERGETIKA I KLIMATIZACIJA, r.br.</w:t>
+                              <w:t xml:space="preserve">/PROJEKAT- ENERGETIKA I KLIMATIZACIJA, r.br.</w:t>
                             </w:r>
                             <w:r>
                               <w:rPr>
@@ -1916,7 +1916,7 @@
                                 <w:szCs w:val="22"/>
                                 <w:highlight w:val="yellow"/>
                               </w:rPr>
-                              <w:t>18.1</w:t>
+                              <w:t xml:space="preserve">18.1</w:t>
                             </w:r>
                             <w:r>
                               <w:rPr>
@@ -1938,7 +1938,7 @@
                                 <w:highlight w:val="yellow"/>
                                 <w:lang w:val="en-US"/>
                               </w:rPr>
-                              <w:t>Nadzor i upravljanje energetikom</w:t>
+                              <w:t xml:space="preserve">Nadzor i upravljanje energetikom</w:t>
                             </w:r>
                             <w:r>
                               <w:rPr>
@@ -1949,7 +1949,7 @@
                                 <w:highlight w:val="yellow"/>
                                 <w:lang w:val="bs-Cyrl-BA"/>
                               </w:rPr>
-                              <w:t>“</w:t>
+                              <w:t xml:space="preserve">“</w:t>
                             </w:r>
                             <w:r>
                               <w:rPr>
@@ -1959,7 +1959,7 @@
                                 <w:szCs w:val="22"/>
                                 <w:highlight w:val="yellow"/>
                               </w:rPr>
-                              <w:t>, r.br.18.4-„</w:t>
+                              <w:t xml:space="preserve">, r.br.18.4-„</w:t>
                             </w:r>
                             <w:r>
                               <w:rPr>
@@ -1980,7 +1980,7 @@
                                 <w:highlight w:val="yellow"/>
                                 <w:lang w:val="en-US"/>
                               </w:rPr>
-                              <w:t>Agregatska postrojenja za RR čvorišta - nove lokacije”</w:t>
+                              <w:t xml:space="preserve">Agregatska postrojenja za RR čvorišta - nove lokacije”</w:t>
                             </w:r>
                           </w:p>
                           <w:p>
@@ -2025,7 +2025,7 @@
                                 <w:szCs w:val="22"/>
                                 <w:highlight w:val="yellow"/>
                               </w:rPr>
-                              <w:t>Ukupna predračunska vrijednost sredstava iznosi ukupno 50.000,00 KM (pedesethiljada konvertibilnih maraka) bez PDV-a, od čega LOT 1 — 15.000,00 KM i LOT 2 — 35.000,00 KM. Sredstva su finansijski raspoloživa u toku poslovne 2026. godine. Rok realizacije Odluke je 31.12.2027. godine.</w:t>
+                              <w:t xml:space="preserve">Ukupna predračunska vrijednost sredstava iznosi ukupno 50.000,00 KM (pedesethiljada konvertibilnih maraka) bez PDV-a, od čega LOT 1 — 15.000,00 KM i LOT 2 — 35.000,00 KM. Sredstva su finansijski raspoloživa u toku poslovne 2026. godine. Rok realizacije Odluke je 31.12.2027. godine.</w:t>
                             </w:r>
                             <w:bookmarkStart w:id="1" w:name="_Hlk93048488"/>
                             <w:bookmarkEnd w:id="1"/>
@@ -2145,7 +2145,7 @@
                           <w:sz w:val="22"/>
                           <w:szCs w:val="22"/>
                         </w:rPr>
-                        <w:t>01.01.2025. do 31.12.2027. godine, broj: 00.1-03-74251/25-5 od 24.10.2025. godine, str.27/67, Tabela 1.</w:t>
+                        <w:t xml:space="preserve">01.01.2025. do 31.12.2027. godine, broj: 00.1-03-74251/25-5 od 24.10.2025. godine, str.27/67, Tabela 1.</w:t>
                       </w:r>
                       <w:r>
                         <w:rPr>
@@ -2162,7 +2162,7 @@
                           <w:sz w:val="22"/>
                           <w:szCs w:val="22"/>
                         </w:rPr>
-                        <w:t>Godišnjim Operativnim planom poslovanja Dioničkog društva BH Telecom Sarajevo za 2026. godinu, broj: 00.1-14-11089/26 od 04.02.2026. godine, Prilog 4, Operativni plan investicijskih aktivnosti za period 2025-2027. godine, u dijelu koji se odnosi na ID TIRS</w:t>
+                        <w:t xml:space="preserve">Godišnjim Operativnim planom poslovanja Dioničkog društva BH Telecom Sarajevo za 2026. godinu, broj: 00.1-14-11089/26 od 04.02.2026. godine, Prilog 4, Operativni plan investicijskih aktivnosti za period 2025-2027. godine, u dijelu koji se odnosi na ID TIRS</w:t>
                       </w:r>
                       <w:r>
                         <w:rPr>
@@ -2171,7 +2171,7 @@
                           <w:szCs w:val="22"/>
                           <w:lang w:val="bs-Cyrl-BA"/>
                         </w:rPr>
-                        <w:t>,</w:t>
+                        <w:t xml:space="preserve">,</w:t>
                       </w:r>
                       <w:r>
                         <w:rPr>
@@ -2208,7 +2208,7 @@
                           <w:highlight w:val="yellow"/>
                           <w:lang w:val="bs-Cyrl-BA"/>
                         </w:rPr>
-                        <w:t>redni broj</w:t>
+                        <w:t xml:space="preserve">redni broj</w:t>
                       </w:r>
                       <w:r>
                         <w:rPr>
@@ -2247,7 +2247,7 @@
                           <w:highlight w:val="yellow"/>
                           <w:lang w:val="bs-Cyrl-BA"/>
                         </w:rPr>
-                        <w:t>redni broj</w:t>
+                        <w:t xml:space="preserve">redni broj</w:t>
                       </w:r>
                       <w:r>
                         <w:rPr>
@@ -2268,7 +2268,7 @@
                           <w:highlight w:val="yellow"/>
                           <w:lang w:val="bs-Cyrl-BA"/>
                         </w:rPr>
-                        <w:t>1</w:t>
+                        <w:t xml:space="preserve">1</w:t>
                       </w:r>
                       <w:r>
                         <w:rPr>
@@ -2278,7 +2278,7 @@
                           <w:szCs w:val="22"/>
                           <w:highlight w:val="yellow"/>
                         </w:rPr>
-                        <w:t>8</w:t>
+                        <w:t xml:space="preserve">8</w:t>
                       </w:r>
                       <w:r>
                         <w:rPr>
@@ -2289,7 +2289,7 @@
                           <w:highlight w:val="yellow"/>
                           <w:lang w:val="bs-Cyrl-BA"/>
                         </w:rPr>
-                        <w:t>/PROJEKAT- ENERGETIKA I KLIMATIZACIJA, r.br.</w:t>
+                        <w:t xml:space="preserve">/PROJEKAT- ENERGETIKA I KLIMATIZACIJA, r.br.</w:t>
                       </w:r>
                       <w:r>
                         <w:rPr>
@@ -2309,7 +2309,7 @@
                           <w:szCs w:val="22"/>
                           <w:highlight w:val="yellow"/>
                         </w:rPr>
-                        <w:t>18.1</w:t>
+                        <w:t xml:space="preserve">18.1</w:t>
                       </w:r>
                       <w:r>
                         <w:rPr>
@@ -2331,7 +2331,7 @@
                           <w:highlight w:val="yellow"/>
                           <w:lang w:val="en-US"/>
                         </w:rPr>
-                        <w:t>Nadzor i upravljanje energetikom</w:t>
+                        <w:t xml:space="preserve">Nadzor i upravljanje energetikom</w:t>
                       </w:r>
                       <w:r>
                         <w:rPr>
@@ -2342,7 +2342,7 @@
                           <w:highlight w:val="yellow"/>
                           <w:lang w:val="bs-Cyrl-BA"/>
                         </w:rPr>
-                        <w:t>“</w:t>
+                        <w:t xml:space="preserve">“</w:t>
                       </w:r>
                       <w:r>
                         <w:rPr>
@@ -2352,7 +2352,7 @@
                           <w:szCs w:val="22"/>
                           <w:highlight w:val="yellow"/>
                         </w:rPr>
-                        <w:t>, r.br.18.4-„</w:t>
+                        <w:t xml:space="preserve">, r.br.18.4-„</w:t>
                       </w:r>
                       <w:r>
                         <w:rPr>
@@ -2373,7 +2373,7 @@
                           <w:highlight w:val="yellow"/>
                           <w:lang w:val="en-US"/>
                         </w:rPr>
-                        <w:t>Agregatska postrojenja za RR čvorišta - nove lokacije”</w:t>
+                        <w:t xml:space="preserve">Agregatska postrojenja za RR čvorišta - nove lokacije”</w:t>
                       </w:r>
                     </w:p>
                     <w:p>
@@ -2418,7 +2418,7 @@
                           <w:szCs w:val="22"/>
                           <w:highlight w:val="yellow"/>
                         </w:rPr>
-                        <w:t>Ukupna predračunska vrijednost sredstava iznosi ukupno 50.000,00 KM (pedesethiljada konvertibilnih maraka) bez PDV-a, od čega LOT 1 — 15.000,00 KM i LOT 2 — 35.000,00 KM. Sredstva su finansijski raspoloživa u toku poslovne 2026. godine. Rok realizacije Odluke je 31.12.2027. godine.</w:t>
+                        <w:t xml:space="preserve">Ukupna predračunska vrijednost sredstava iznosi ukupno 50.000,00 KM (pedesethiljada konvertibilnih maraka) bez PDV-a, od čega LOT 1 — 15.000,00 KM i LOT 2 — 35.000,00 KM. Sredstva su finansijski raspoloživa u toku poslovne 2026. godine. Rok realizacije Odluke je 31.12.2027. godine.</w:t>
                       </w:r>
                       <w:bookmarkStart w:id="3" w:name="_Hlk93048488"/>
                       <w:bookmarkEnd w:id="3"/>
@@ -2497,7 +2497,7 @@
           <w:szCs w:val="21"/>
           <w:lang w:val="bs-BA"/>
         </w:rPr>
-        <w:t>Dosadašnje aktivnosti:</w:t>
+        <w:t xml:space="preserve">Dosadašnje aktivnosti:</w:t>
       </w:r>
     </w:p>
     <w:p>
@@ -2542,7 +2542,7 @@
           <w:szCs w:val="21"/>
           <w:lang w:val="bs-BA" w:eastAsia="hr-HR"/>
         </w:rPr>
-        <w:t>Forma prijedloga za usvajanje:</w:t>
+        <w:t xml:space="preserve">Forma prijedloga za usvajanje:</w:t>
       </w:r>
     </w:p>
     <w:p>
@@ -2640,7 +2640,7 @@
                                 <w:sz w:val="22"/>
                                 <w:szCs w:val="22"/>
                               </w:rPr>
-                              <w:t>Usvaja se Odluka o odobrenju sredstava za nabavku autonomnog hibridnog sistema napajanja na baznoj stanici Sjednica (Bileća)</w:t>
+                              <w:t xml:space="preserve">Usvaja se Odluka o odobrenju sredstava za nabavku autonomnog hibridnog sistema napajanja na baznoj stanici Sjednica (Bileća)</w:t>
                             </w:r>
                           </w:p>
                           <w:p>
@@ -2778,7 +2778,7 @@
                           <w:sz w:val="22"/>
                           <w:szCs w:val="22"/>
                         </w:rPr>
-                        <w:t>Usvaja se Odluka o odobrenju sredstava za nabavku autonomnog hibridnog sistema napajanja na baznoj stanici Sjednica (Bileća)</w:t>
+                        <w:t xml:space="preserve">Usvaja se Odluka o odobrenju sredstava za nabavku autonomnog hibridnog sistema napajanja na baznoj stanici Sjednica (Bileća)</w:t>
                       </w:r>
                     </w:p>
                     <w:p>
@@ -3183,7 +3183,7 @@
           <w:szCs w:val="21"/>
           <w:lang w:val="bs-BA" w:eastAsia="hr-HR"/>
         </w:rPr>
-        <w:t>Mjera unaprjeđenja:</w:t>
+        <w:t xml:space="preserve">Mjera unaprjeđenja:</w:t>
       </w:r>
     </w:p>
     <w:p>
@@ -3493,7 +3493,7 @@
           <w:szCs w:val="21"/>
           <w:lang w:val="bs-BA" w:eastAsia="hr-HR"/>
         </w:rPr>
-        <w:t>Prilozi materijala:</w:t>
+        <w:t xml:space="preserve">Prilozi materijala:</w:t>
       </w:r>
     </w:p>
     <w:p>
@@ -3541,7 +3541,7 @@
           <w:szCs w:val="21"/>
           <w:lang w:val="bs-BA" w:eastAsia="hr-HR"/>
         </w:rPr>
-        <w:t>Aneks 1 - Prijedlog Odluke, broj:  06.1.1.1-14-</w:t>
+        <w:t xml:space="preserve">Aneks 1 - Prijedlog Odluke, broj:  06.1.1.1-14-</w:t>
       </w:r>
       <w:bookmarkStart w:id="4" w:name="_Hlk106351001"/>
       <w:r>
@@ -3552,7 +3552,7 @@
           <w:highlight w:val="yellow"/>
           <w:lang w:val="bs-BA" w:eastAsia="hr-HR"/>
         </w:rPr>
-        <w:t>_______</w:t>
+        <w:t xml:space="preserve">_______</w:t>
       </w:r>
       <w:r>
         <w:rPr>
@@ -3561,7 +3561,7 @@
           <w:szCs w:val="21"/>
           <w:lang w:val="bs-BA" w:eastAsia="hr-HR"/>
         </w:rPr>
-        <w:t>/</w:t>
+        <w:t xml:space="preserve">/</w:t>
       </w:r>
       <w:bookmarkEnd w:id="4"/>
       <w:r>
@@ -3581,7 +3581,7 @@
           <w:highlight w:val="yellow"/>
           <w:lang w:val="bs-BA" w:eastAsia="hr-HR"/>
         </w:rPr>
-        <w:t>__.__</w:t>
+        <w:t xml:space="preserve">__.__</w:t>
       </w:r>
       <w:r>
         <w:rPr>
@@ -3612,7 +3612,7 @@
           <w:szCs w:val="21"/>
           <w:lang w:val="bs-BA" w:eastAsia="hr-HR"/>
         </w:rPr>
-        <w:t>Aneks 2 - Obrazloženje, broj: 04.5.1-14-</w:t>
+        <w:t xml:space="preserve">Aneks 2 - Obrazloženje, broj: 04.5.1-14-</w:t>
       </w:r>
       <w:r>
         <w:rPr>
@@ -3641,7 +3641,7 @@
           <w:highlight w:val="yellow"/>
           <w:lang w:val="bs-BA" w:eastAsia="hr-HR"/>
         </w:rPr>
-        <w:t>__.__</w:t>
+        <w:t xml:space="preserve">__.__</w:t>
       </w:r>
       <w:r>
         <w:rPr>
@@ -3693,7 +3693,7 @@
           <w:highlight w:val="yellow"/>
           <w:lang w:val="bs-BA"/>
         </w:rPr>
-        <w:t>broj: ......................... od ........................ godine</w:t>
+        <w:t xml:space="preserve">broj: ......................... od ........................ godine</w:t>
       </w:r>
     </w:p>
     <w:p>
@@ -3752,7 +3752,7 @@
           <w:szCs w:val="21"/>
           <w:lang w:val="bs-BA"/>
         </w:rPr>
-        <w:t>IZVRŠNI DIREKTOR</w:t>
+        <w:t xml:space="preserve">IZVRŠNI DIREKTOR</w:t>
       </w:r>
     </w:p>
     <w:p>
@@ -3776,7 +3776,7 @@
           <w:szCs w:val="21"/>
           <w:lang w:val="bs-BA"/>
         </w:rPr>
-        <w:t>IZVRŠNE DIREKCIJE ZA INVESTICIJE</w:t>
+        <w:t xml:space="preserve">IZVRŠNE DIREKCIJE ZA INVESTICIJE</w:t>
       </w:r>
     </w:p>
     <w:p>
@@ -3800,7 +3800,7 @@
           <w:szCs w:val="21"/>
           <w:lang w:val="bs-BA"/>
         </w:rPr>
-        <w:t>______________________________</w:t>
+        <w:t xml:space="preserve">______________________________</w:t>
       </w:r>
     </w:p>
     <w:p>
@@ -3833,7 +3833,7 @@
           <w:szCs w:val="21"/>
           <w:lang w:val="bs-BA"/>
         </w:rPr>
-        <w:t>Saša Palinić</w:t>
+        <w:t xml:space="preserve">Saša Palinić</w:t>
       </w:r>
     </w:p>
     <w:p>
@@ -3885,7 +3885,7 @@
           <w:szCs w:val="21"/>
           <w:lang w:val="bs-BA"/>
         </w:rPr>
-        <w:t>DIONIČKO DRUŠTVO BH TELECOM</w:t>
+        <w:t xml:space="preserve">DIONIČKO DRUŠTVO BH TELECOM</w:t>
       </w:r>
     </w:p>
     <w:p>
@@ -3918,7 +3918,7 @@
           <w:szCs w:val="21"/>
           <w:lang w:val="bs-BA"/>
         </w:rPr>
-        <w:t>SARAJEVO</w:t>
+        <w:t xml:space="preserve">SARAJEVO</w:t>
       </w:r>
     </w:p>
     <w:p>
@@ -3972,7 +3972,7 @@
           <w:highlight w:val="yellow"/>
           <w:lang w:val="bs-BA"/>
         </w:rPr>
-        <w:t>____________</w:t>
+        <w:t xml:space="preserve">____________</w:t>
       </w:r>
       <w:r>
         <w:rPr>
@@ -4016,7 +4016,7 @@
           <w:highlight w:val="yellow"/>
           <w:lang w:val="bs-BA"/>
         </w:rPr>
-        <w:t>___.__</w:t>
+        <w:t xml:space="preserve">___.__</w:t>
       </w:r>
       <w:r>
         <w:rPr>
@@ -4026,7 +4026,7 @@
           <w:szCs w:val="21"/>
           <w:lang w:val="bs-BA"/>
         </w:rPr>
-        <w:t>.2026. godin</w:t>
+        <w:t xml:space="preserve">.2026. godin</w:t>
       </w:r>
     </w:p>
     <w:p>
@@ -4048,7 +4048,7 @@
           <w:szCs w:val="21"/>
           <w:lang w:val="bs-BA"/>
         </w:rPr>
-        <w:t>ANEKS 1</w:t>
+        <w:t xml:space="preserve">ANEKS 1</w:t>
       </w:r>
     </w:p>
     <w:p>
@@ -4070,7 +4070,7 @@
           <w:szCs w:val="21"/>
           <w:lang w:val="bs-BA"/>
         </w:rPr>
-        <w:t>Na osnovu člana 85. stav (1) tačka f) Statuta Dioničkog Društva BH Telecom Sarajevo, broj: 00.1-03-17072/20-10 od 29.06.2020. godine, člana 13. stav (1) Uputstva o primjeni i provođenju Pravilnika o nabavkama broj: 00.1-14-30750/22-5 od 06.04.2022.godine, člana 19. Pravilnika o pripremi, planiranju, realizaciji i kolaudaciji investicija Dioničkog Društva BH Telecom Sarajevo, broj: 00.1–2.1–19720/16-10 od 11.01.2017. godine, te u skladu sa članom 7. Poslovnika o radu Uprave Društva broj: 00.1-1.1-3579/15-2 od 25.06.2015. godine i broj: 00.1-1.1-7096/17-2 od 10.07.2017.godine, Izvršni direktor ID za investicije Upravi Društva na razmatranje dostavlja:</w:t>
+        <w:t xml:space="preserve">Na osnovu člana 85. stav (1) tačka f) Statuta Dioničkog Društva BH Telecom Sarajevo, broj: 00.1-03-17072/20-10 od 29.06.2020. godine, člana 13. stav (1) Uputstva o primjeni i provođenju Pravilnika o nabavkama broj: 00.1-14-30750/22-5 od 06.04.2022.godine, člana 19. Pravilnika o pripremi, planiranju, realizaciji i kolaudaciji investicija Dioničkog Društva BH Telecom Sarajevo, broj: 00.1–2.1–19720/16-10 od 11.01.2017. godine, te u skladu sa članom 7. Poslovnika o radu Uprave Društva broj: 00.1-1.1-3579/15-2 od 25.06.2015. godine i broj: 00.1-1.1-7096/17-2 od 10.07.2017.godine, Izvršni direktor ID za investicije Upravi Društva na razmatranje dostavlja:</w:t>
       </w:r>
       <w:bookmarkEnd w:id="5"/>
     </w:p>
@@ -4096,7 +4096,7 @@
           <w:szCs w:val="21"/>
           <w:lang w:val="bs-BA" w:eastAsia="bs-BA"/>
         </w:rPr>
-        <w:t>P  R  I   J E  D  L  O  G    O  D  L  U  K  E</w:t>
+        <w:t xml:space="preserve">P  R  I   J E  D  L  O  G    O  D  L  U  K  E</w:t>
       </w:r>
     </w:p>
     <w:p>
@@ -4121,7 +4121,7 @@
           <w:szCs w:val="21"/>
           <w:lang w:val="bs-BA"/>
         </w:rPr>
-        <w:t>O ODOBRENJU SREDSTAVA ZA NABAVKU AUTONOMNOG HIBRIDNOG SISTEMA NAPAJANJA NA BAZNOJ STANICI SJEDNICA (BILEĆA)</w:t>
+        <w:t xml:space="preserve">O ODOBRENJU SREDSTAVA ZA NABAVKU AUTONOMNOG HIBRIDNOG SISTEMA NAPAJANJA NA BAZNOJ STANICI SJEDNICA (BILEĆA)</w:t>
       </w:r>
     </w:p>
     <w:p>
@@ -4146,7 +4146,7 @@
           <w:szCs w:val="21"/>
           <w:lang w:val="bs-BA"/>
         </w:rPr>
-        <w:t>I</w:t>
+        <w:t xml:space="preserve">I</w:t>
       </w:r>
     </w:p>
     <w:p>
@@ -4163,7 +4163,7 @@
           <w:sz w:val="21"/>
           <w:szCs w:val="21"/>
         </w:rPr>
-        <w:t>Odobravaju se sredstva za nabavku i instalaciju autonomnog hibridnog sistema napajanja na baznoj stanici Sjednica (Bileća), sa pratećim elektromontažnim i građevinskim radovimasa podjelom na dva LOT-a:</w:t>
+        <w:t xml:space="preserve">Odobravaju se sredstva za nabavku i instalaciju autonomnog hibridnog sistema napajanja na baznoj stanici Sjednica (Bileća), sa pratećim elektromontažnim i građevinskim radovimasa podjelom na dva LOT-a:</w:t>
       </w:r>
     </w:p>
     <w:p>
@@ -4186,7 +4186,7 @@
           <w:szCs w:val="21"/>
           <w:lang w:val="bs-BA" w:eastAsia="bs-BA"/>
         </w:rPr>
-        <w:t>LOT 1 – izgradnja temelja, isporuka i montaža nosača za fotonaponske panele (ground mount support) - 3 kpl,</w:t>
+        <w:t xml:space="preserve">LOT 1 – izgradnja temelja, isporuka i montaža nosača za fotonaponske panele (ground mount support) - 3 kpl,</w:t>
       </w:r>
     </w:p>
     <w:p>
@@ -4209,7 +4209,7 @@
           <w:szCs w:val="21"/>
           <w:lang w:val="bs-BA" w:eastAsia="bs-BA"/>
         </w:rPr>
-        <w:t>LOT 2 – isporuka i instalacija agregatskog postrojenja 18 kVA za montažu u kontejner sa spremnikom goriva 500 l, ožičenje, testiranje i puštanje u rad hibridnog sistema.</w:t>
+        <w:t xml:space="preserve">LOT 2 – isporuka i instalacija agregatskog postrojenja 18 kVA za montažu u kontejner sa spremnikom goriva 500 l, ožičenje, testiranje i puštanje u rad hibridnog sistema.</w:t>
       </w:r>
     </w:p>
     <w:p>
@@ -4232,7 +4232,7 @@
           <w:szCs w:val="21"/>
           <w:lang w:val="bs-BA"/>
         </w:rPr>
-        <w:t>II</w:t>
+        <w:t xml:space="preserve">II</w:t>
       </w:r>
     </w:p>
     <w:p>
@@ -4262,7 +4262,7 @@
           <w:szCs w:val="21"/>
           <w:lang w:val="bs-BA"/>
         </w:rPr>
-        <w:t>100</w:t>
+        <w:t xml:space="preserve">100</w:t>
       </w:r>
       <w:r>
         <w:rPr>
@@ -4280,7 +4280,7 @@
           <w:szCs w:val="21"/>
           <w:lang w:val="bs-BA"/>
         </w:rPr>
-        <w:t>30</w:t>
+        <w:t xml:space="preserve">30</w:t>
       </w:r>
       <w:r>
         <w:rPr>
@@ -4298,7 +4298,7 @@
           <w:szCs w:val="21"/>
           <w:lang w:val="bs-BA"/>
         </w:rPr>
-        <w:t>70</w:t>
+        <w:t xml:space="preserve">70</w:t>
       </w:r>
       <w:r>
         <w:rPr>
@@ -4307,7 +4307,7 @@
           <w:szCs w:val="21"/>
           <w:lang w:val="bs-BA"/>
         </w:rPr>
-        <w:t>.000,00 KM na LOT 2 —Sredstva su finansijski raspoloživa u toku poslovne 2026. godine.</w:t>
+        <w:t xml:space="preserve">.000,00 KM na LOT 2 —Sredstva su finansijski raspoloživa u toku poslovne 2026. godine.</w:t>
       </w:r>
     </w:p>
     <w:p>
@@ -4329,7 +4329,7 @@
           <w:szCs w:val="21"/>
           <w:lang w:val="bs-BA"/>
         </w:rPr>
-        <w:t>III</w:t>
+        <w:t xml:space="preserve">III</w:t>
       </w:r>
     </w:p>
     <w:p>
@@ -4350,7 +4350,7 @@
           <w:szCs w:val="21"/>
           <w:lang w:val="bs-BA"/>
         </w:rPr>
-        <w:t>Sredstva za realizaciju ove Odluke predviđena su</w:t>
+        <w:t xml:space="preserve">Sredstva za realizaciju ove Odluke predviđena su</w:t>
       </w:r>
     </w:p>
     <w:p>
@@ -4382,7 +4382,7 @@
           <w:szCs w:val="21"/>
           <w:lang w:val="bs-BA"/>
         </w:rPr>
-        <w:t>01.01.2025. do 31.12.2027. godine, broj: 00.1-03-74251/25-5 od 24.10.2025. godine, str.27/67, Tabela 1.</w:t>
+        <w:t xml:space="preserve">01.01.2025. do 31.12.2027. godine, broj: 00.1-03-74251/25-5 od 24.10.2025. godine, str.27/67, Tabela 1.</w:t>
       </w:r>
     </w:p>
     <w:p>
@@ -4415,7 +4415,7 @@
           <w:highlight w:val="yellow"/>
           <w:lang w:val="bs-BA"/>
         </w:rPr>
-        <w:t>14/IP SIGURNOST, r.br. 14.6-18/PROJEKAT- ENERGETIKA I KLIMATIZACIJA, r.br. 18.1 – „Nadzor i upravljanje energetikom“, r.br.18.4-„ Agregatska postrojenja za RR čvorišta - nove lokacije”</w:t>
+        <w:t xml:space="preserve">14/IP SIGURNOST, r.br. 14.6-18/PROJEKAT- ENERGETIKA I KLIMATIZACIJA, r.br. 18.1 – „Nadzor i upravljanje energetikom“, r.br.18.4-„ Agregatska postrojenja za RR čvorišta - nove lokacije”</w:t>
       </w:r>
     </w:p>
     <w:p>
@@ -4437,7 +4437,7 @@
           <w:szCs w:val="21"/>
           <w:lang w:val="bs-BA"/>
         </w:rPr>
-        <w:t>IV</w:t>
+        <w:t xml:space="preserve">IV</w:t>
       </w:r>
     </w:p>
     <w:p>
@@ -4460,7 +4460,7 @@
           <w:szCs w:val="21"/>
           <w:lang w:val="bs-BA"/>
         </w:rPr>
-        <w:t>Rok za realizaciju Odluke je 31.12.2026. godine.</w:t>
+        <w:t xml:space="preserve">Rok za realizaciju Odluke je 31.12.2026. godine.</w:t>
       </w:r>
       <w:bookmarkEnd w:id="6"/>
     </w:p>
@@ -4484,7 +4484,7 @@
           <w:szCs w:val="21"/>
           <w:lang w:val="bs-BA"/>
         </w:rPr>
-        <w:t>V</w:t>
+        <w:t xml:space="preserve">V</w:t>
       </w:r>
     </w:p>
     <w:p>
@@ -4505,7 +4505,7 @@
           <w:szCs w:val="21"/>
           <w:lang w:val="bs-BA"/>
         </w:rPr>
-        <w:t>Za realizaciju ove Odluke zadužuje se Izvršni direktor Izvršne direkcije za investicije koji će svojim Rješenjem u saradnji sa  izvršnim direktorom Izvršne direkcije za tehnologiju i razvoj servisa precizirati zaduženja po tehnološkim procesima.</w:t>
+        <w:t xml:space="preserve">Za realizaciju ove Odluke zadužuje se Izvršni direktor Izvršne direkcije za investicije koji će svojim Rješenjem u saradnji sa  izvršnim direktorom Izvršne direkcije za tehnologiju i razvoj servisa precizirati zaduženja po tehnološkim procesima.</w:t>
       </w:r>
     </w:p>
     <w:p>
@@ -4528,7 +4528,7 @@
           <w:szCs w:val="21"/>
           <w:lang w:val="bs-BA"/>
         </w:rPr>
-        <w:t>VI</w:t>
+        <w:t xml:space="preserve">VI</w:t>
       </w:r>
     </w:p>
     <w:p>
@@ -4549,7 +4549,7 @@
           <w:szCs w:val="21"/>
           <w:lang w:val="bs-BA"/>
         </w:rPr>
-        <w:t>Sastavni dio ove Odluke je Obrazloženje, broj: 04.5.1-14</w:t>
+        <w:t xml:space="preserve">Sastavni dio ove Odluke je Obrazloženje, broj: 04.5.1-14</w:t>
       </w:r>
       <w:r>
         <w:rPr>
@@ -4559,7 +4559,7 @@
           <w:highlight w:val="yellow"/>
           <w:lang w:val="bs-BA"/>
         </w:rPr>
-        <w:t>-_______/-1/26 od __.__.2026. godine.</w:t>
+        <w:t xml:space="preserve">-_______/-1/26 od __.__.2026. godine.</w:t>
       </w:r>
     </w:p>
     <w:p>
@@ -4588,7 +4588,7 @@
           <w:szCs w:val="21"/>
           <w:lang w:val="bs-BA"/>
         </w:rPr>
-        <w:t>VII</w:t>
+        <w:t xml:space="preserve">VII</w:t>
       </w:r>
     </w:p>
     <w:p>
@@ -4610,7 +4610,7 @@
           <w:szCs w:val="21"/>
           <w:lang w:val="bs-BA"/>
         </w:rPr>
-        <w:t>Odluka stupa na snagu sa danom donošenja.</w:t>
+        <w:t xml:space="preserve">Odluka stupa na snagu sa danom donošenja.</w:t>
       </w:r>
     </w:p>
     <w:p>
@@ -4684,7 +4684,7 @@
                                 <w:sz w:val="20"/>
                                 <w:szCs w:val="20"/>
                               </w:rPr>
-                              <w:t>DOSTAVITI:</w:t>
+                              <w:t xml:space="preserve">DOSTAVITI:</w:t>
                               <w:tab/>
                             </w:r>
                           </w:p>
@@ -4709,7 +4709,7 @@
                                 <w:sz w:val="20"/>
                                 <w:szCs w:val="20"/>
                               </w:rPr>
-                              <w:t>ID za Investicije</w:t>
+                              <w:t xml:space="preserve">ID za Investicije</w:t>
                             </w:r>
                           </w:p>
                           <w:p>
@@ -4756,7 +4756,7 @@
                                 <w:sz w:val="20"/>
                                 <w:szCs w:val="20"/>
                               </w:rPr>
-                              <w:t>ID za PPUOLJR</w:t>
+                              <w:t xml:space="preserve">ID za PPUOLJR</w:t>
                             </w:r>
                           </w:p>
                           <w:p>
@@ -4780,7 +4780,7 @@
                                 <w:sz w:val="20"/>
                                 <w:szCs w:val="20"/>
                               </w:rPr>
-                              <w:t>ID za EFP</w:t>
+                              <w:t xml:space="preserve">ID za EFP</w:t>
                             </w:r>
                           </w:p>
                           <w:p>
@@ -4826,7 +4826,7 @@
                           <w:sz w:val="20"/>
                           <w:szCs w:val="20"/>
                         </w:rPr>
-                        <w:t>DOSTAVITI:</w:t>
+                        <w:t xml:space="preserve">DOSTAVITI:</w:t>
                         <w:tab/>
                       </w:r>
                     </w:p>
@@ -4851,7 +4851,7 @@
                           <w:sz w:val="20"/>
                           <w:szCs w:val="20"/>
                         </w:rPr>
-                        <w:t>ID za Investicije</w:t>
+                        <w:t xml:space="preserve">ID za Investicije</w:t>
                       </w:r>
                     </w:p>
                     <w:p>
@@ -4898,7 +4898,7 @@
                           <w:sz w:val="20"/>
                           <w:szCs w:val="20"/>
                         </w:rPr>
-                        <w:t>ID za PPUOLJR</w:t>
+                        <w:t xml:space="preserve">ID za PPUOLJR</w:t>
                       </w:r>
                     </w:p>
                     <w:p>
@@ -4922,7 +4922,7 @@
                           <w:sz w:val="20"/>
                           <w:szCs w:val="20"/>
                         </w:rPr>
-                        <w:t>ID za EFP</w:t>
+                        <w:t xml:space="preserve">ID za EFP</w:t>
                       </w:r>
                     </w:p>
                     <w:p>
@@ -4960,7 +4960,7 @@
           <w:szCs w:val="21"/>
           <w:lang w:val="bs-BA"/>
         </w:rPr>
-        <w:t>IZVRŠNI DIREKTOR</w:t>
+        <w:t xml:space="preserve">IZVRŠNI DIREKTOR</w:t>
       </w:r>
     </w:p>
     <w:p>
@@ -4984,7 +4984,7 @@
           <w:szCs w:val="21"/>
           <w:lang w:val="bs-BA"/>
         </w:rPr>
-        <w:t>IZVRŠNE DIREKCIJE ZA INVESTICIJE</w:t>
+        <w:t xml:space="preserve">IZVRŠNE DIREKCIJE ZA INVESTICIJE</w:t>
       </w:r>
     </w:p>
     <w:p>
@@ -5008,7 +5008,7 @@
           <w:szCs w:val="21"/>
           <w:lang w:val="bs-BA"/>
         </w:rPr>
-        <w:t>______________________________</w:t>
+        <w:t xml:space="preserve">______________________________</w:t>
       </w:r>
     </w:p>
     <w:p>
@@ -5041,7 +5041,7 @@
           <w:szCs w:val="21"/>
           <w:lang w:val="bs-BA"/>
         </w:rPr>
-        <w:t>Saša Palinić</w:t>
+        <w:t xml:space="preserve">Saša Palinić</w:t>
       </w:r>
     </w:p>
     <w:p>
@@ -5155,7 +5155,7 @@
           <w:highlight w:val="yellow"/>
           <w:lang w:val="bs-BA"/>
         </w:rPr>
-        <w:t>_________</w:t>
+        <w:t xml:space="preserve">_________</w:t>
       </w:r>
       <w:r>
         <w:rPr>
@@ -5165,7 +5165,7 @@
           <w:szCs w:val="21"/>
           <w:lang w:val="bs-BA"/>
         </w:rPr>
-        <w:t>-1/26</w:t>
+        <w:t xml:space="preserve">-1/26</w:t>
       </w:r>
     </w:p>
     <w:p>
@@ -5188,7 +5188,7 @@
           <w:szCs w:val="21"/>
           <w:lang w:val="bs-BA"/>
         </w:rPr>
-        <w:t>Sarajevo</w:t>
+        <w:t xml:space="preserve">Sarajevo</w:t>
       </w:r>
       <w:r>
         <w:rPr>
@@ -5199,7 +5199,7 @@
           <w:highlight w:val="yellow"/>
           <w:lang w:val="bs-BA"/>
         </w:rPr>
-        <w:t>, __.__.</w:t>
+        <w:t xml:space="preserve">, __.__.</w:t>
       </w:r>
       <w:r>
         <w:rPr>
@@ -5233,7 +5233,7 @@
           <w:szCs w:val="21"/>
           <w:lang w:val="bs-BA"/>
         </w:rPr>
-        <w:t>ANEKS 2</w:t>
+        <w:t xml:space="preserve">ANEKS 2</w:t>
       </w:r>
     </w:p>
     <w:p>
@@ -5256,7 +5256,7 @@
           <w:szCs w:val="21"/>
           <w:lang w:val="bs-BA"/>
         </w:rPr>
-        <w:t>OBRAZLOŽENJE</w:t>
+        <w:t xml:space="preserve">OBRAZLOŽENJE</w:t>
       </w:r>
     </w:p>
     <w:p>
@@ -5281,7 +5281,7 @@
           <w:szCs w:val="21"/>
           <w:lang w:val="bs-BA"/>
         </w:rPr>
-        <w:t>PRIJEDLOGA ODLUKE O ODOBRENJU SREDSTAVA ZA NABAVKU AUTONOMNOG HIBRIDNOG SISTEMA NAPAJANJA NA BAZNOJ STANICI SJEDNICA (BILEĆA)</w:t>
+        <w:t xml:space="preserve">PRIJEDLOGA ODLUKE O ODOBRENJU SREDSTAVA ZA NABAVKU AUTONOMNOG HIBRIDNOG SISTEMA NAPAJANJA NA BAZNOJ STANICI SJEDNICA (BILEĆA)</w:t>
       </w:r>
     </w:p>
     <w:tbl>
@@ -5338,7 +5338,7 @@
                 <w:highlight w:val="lightGray"/>
                 <w:lang w:val="bs-BA" w:eastAsia="hr-HR"/>
               </w:rPr>
-              <w:t>Opšti planski dio</w:t>
+              <w:t xml:space="preserve">Opšti planski dio</w:t>
             </w:r>
           </w:p>
           <w:p>
@@ -5385,7 +5385,7 @@
                 <w:szCs w:val="21"/>
                 <w:lang w:val="bs-BA"/>
               </w:rPr>
-              <w:t>01.01.2025. do 31.12.2027. godine, broj: 00.1-03-74251/25-5 od 24.10.2025. godine, str.27/67, Tabela 1.</w:t>
+              <w:t xml:space="preserve">01.01.2025. do 31.12.2027. godine, broj: 00.1-03-74251/25-5 od 24.10.2025. godine, str.27/67, Tabela 1.</w:t>
             </w:r>
             <w:r>
               <w:rPr>
@@ -5425,7 +5425,7 @@
                 <w:highlight w:val="cyan"/>
                 <w:lang w:val="bs-BA"/>
               </w:rPr>
-              <w:t>18/PROJEKAT- ENERGETIKA I KLIMATIZACIJA, r.br.</w:t>
+              <w:t xml:space="preserve">18/PROJEKAT- ENERGETIKA I KLIMATIZACIJA, r.br.</w:t>
             </w:r>
             <w:r>
               <w:rPr>
@@ -5446,7 +5446,7 @@
                 <w:highlight w:val="cyan"/>
                 <w:lang w:val="bs-BA"/>
               </w:rPr>
-              <w:t>18.1 – „Nadzor i upravljanje energetikom“, r.br.18.4-„</w:t>
+              <w:t xml:space="preserve">18.1 – „Nadzor i upravljanje energetikom“, r.br.18.4-„</w:t>
             </w:r>
             <w:r>
               <w:rPr>
@@ -5467,7 +5467,7 @@
                 <w:highlight w:val="cyan"/>
                 <w:lang w:val="bs-BA"/>
               </w:rPr>
-              <w:t>Agregatska postrojenja za RR čvorišta - nove lokacije”</w:t>
+              <w:t xml:space="preserve">Agregatska postrojenja za RR čvorišta - nove lokacije”</w:t>
             </w:r>
           </w:p>
         </w:tc>
@@ -5510,7 +5510,7 @@
                 <w:highlight w:val="lightGray"/>
                 <w:lang w:val="bs-BA" w:eastAsia="hr-HR"/>
               </w:rPr>
-              <w:t>Predračunska vrijednost i način procjene</w:t>
+              <w:t xml:space="preserve">Predračunska vrijednost i način procjene</w:t>
             </w:r>
           </w:p>
           <w:p>
@@ -5534,7 +5534,7 @@
                 <w:sz w:val="21"/>
                 <w:szCs w:val="21"/>
               </w:rPr>
-              <w:t>10</w:t>
+              <w:t xml:space="preserve">10</w:t>
             </w:r>
             <w:r>
               <w:rPr>
@@ -5548,7 +5548,7 @@
                 <w:sz w:val="21"/>
                 <w:szCs w:val="21"/>
               </w:rPr>
-              <w:t>30</w:t>
+              <w:t xml:space="preserve">30</w:t>
             </w:r>
             <w:r>
               <w:rPr>
@@ -5562,14 +5562,14 @@
                 <w:sz w:val="21"/>
                 <w:szCs w:val="21"/>
               </w:rPr>
-              <w:t>70</w:t>
-            </w:r>
-            <w:r>
-              <w:rPr>
-                <w:sz w:val="21"/>
-                <w:szCs w:val="21"/>
-              </w:rPr>
-              <w:t>.000,00 KM), sa rokom realizacije Odluke do 31.12.2027. godine.</w:t>
+              <w:t xml:space="preserve">70</w:t>
+            </w:r>
+            <w:r>
+              <w:rPr>
+                <w:sz w:val="21"/>
+                <w:szCs w:val="21"/>
+              </w:rPr>
+              <w:t xml:space="preserve">.000,00 KM), sa rokom realizacije Odluke do 31.12.2027. godine.</w:t>
             </w:r>
           </w:p>
           <w:p>
@@ -5597,7 +5597,7 @@
                 <w:szCs w:val="21"/>
                 <w:lang w:eastAsia="zh-CN"/>
               </w:rPr>
-              <w:t>100</w:t>
+              <w:t xml:space="preserve">100</w:t>
             </w:r>
             <w:r>
               <w:rPr>
@@ -5615,7 +5615,7 @@
                 <w:szCs w:val="21"/>
                 <w:lang w:eastAsia="zh-CN"/>
               </w:rPr>
-              <w:t>30</w:t>
+              <w:t xml:space="preserve">30</w:t>
             </w:r>
             <w:r>
               <w:rPr>
@@ -5633,7 +5633,7 @@
                 <w:szCs w:val="21"/>
                 <w:lang w:eastAsia="zh-CN"/>
               </w:rPr>
-              <w:t>70</w:t>
+              <w:t xml:space="preserve">70</w:t>
             </w:r>
             <w:r>
               <w:rPr>
@@ -5642,7 +5642,7 @@
                 <w:szCs w:val="21"/>
                 <w:lang w:eastAsia="zh-CN"/>
               </w:rPr>
-              <w:t>.000,00 KM. Detaljna struktura cijena po stavkama data je u Prilogu II — Obrazac za cijenu ponude.</w:t>
+              <w:t xml:space="preserve">.000,00 KM. Detaljna struktura cijena po stavkama data je u Prilogu II — Obrazac za cijenu ponude.</w:t>
             </w:r>
           </w:p>
         </w:tc>
@@ -5681,7 +5681,7 @@
                 <w:szCs w:val="21"/>
                 <w:lang w:val="bs-BA" w:eastAsia="hr-HR"/>
               </w:rPr>
-              <w:t>Postojeće stanje i razlozi nabavke</w:t>
+              <w:t xml:space="preserve">Postojeće stanje i razlozi nabavke</w:t>
             </w:r>
           </w:p>
           <w:p>
@@ -5703,7 +5703,7 @@
                 <w:szCs w:val="21"/>
                 <w:lang w:val="bs-BA"/>
               </w:rPr>
-              <w:t>Objekat Sjednica (Bileća) je 2014. godine odabrana kao buduće RR čvorište preko kojeg se osigurava rad TK opreme na više lokacija uvezanih na predmetno čvorište. Lokacija se nalazi na nadmorskoj visini od 1076 m, na koordinatama 42.9448° N, 18.3236° E. Na lokaciji su od 2018. godine prisutne sljedeće građevinske cjeline: temelj cca 5,40 x 5.40 m, metalna ograda, antenski stub h = 38 m i kontejner tip K2 ispod stuba. Zakupljeni prostor iznosi 150 m</w:t>
+              <w:t xml:space="preserve">Objekat Sjednica (Bileća) je 2014. godine odabrana kao buduće RR čvorište preko kojeg se osigurava rad TK opreme na više lokacija uvezanih na predmetno čvorište. Lokacija se nalazi na nadmorskoj visini od 1076 m, na koordinatama 42.9448° N, 18.3236° E. Na lokaciji su od 2018. godine prisutne sljedeće građevinske cjeline: temelj cca 5,40 x 5.40 m, metalna ograda, antenski stub h = 38 m i kontejner tip K2 ispod stuba. Zakupljeni prostor iznosi 150 m</w:t>
             </w:r>
             <w:r>
               <w:rPr>
@@ -5713,7 +5713,7 @@
                 <w:vertAlign w:val="superscript"/>
                 <w:lang w:val="bs-BA"/>
               </w:rPr>
-              <w:t>2</w:t>
+              <w:t xml:space="preserve">2</w:t>
             </w:r>
             <w:r>
               <w:rPr>
@@ -5722,7 +5722,7 @@
                 <w:szCs w:val="21"/>
                 <w:lang w:val="bs-BA"/>
               </w:rPr>
-              <w:t>.</w:t>
+              <w:t xml:space="preserve">.</w:t>
             </w:r>
           </w:p>
           <w:p>
@@ -5744,7 +5744,7 @@
                 <w:szCs w:val="21"/>
                 <w:lang w:val="bs-BA"/>
               </w:rPr>
-              <w:t>Objekat se nalazi na geografski udaljenom i teško pristupačnom planinskom terenu zbog čega je održavanje otežano ili u potpunosti nemoguće tokom cijele godine. Usljed neodržavanja i nekorištenja, prilaz i pristup objektu (last mile) je veoma loš ili nepostojeći u segmentima. Realizacija nabavke se može ocijeniti PRIORITETNOM obzirom na eventualne uštede koje se očekuju kroz smanjenje zakupa transportnih, access linkova i bolje pokrivanja šire okoline okoline Bileće mobilnim signalom.</w:t>
+              <w:t xml:space="preserve">Objekat se nalazi na geografski udaljenom i teško pristupačnom planinskom terenu zbog čega je održavanje otežano ili u potpunosti nemoguće tokom cijele godine. Usljed neodržavanja i nekorištenja, prilaz i pristup objektu (last mile) je veoma loš ili nepostojeći u segmentima. Realizacija nabavke se može ocijeniti PRIORITETNOM obzirom na eventualne uštede koje se očekuju kroz smanjenje zakupa transportnih, access linkova i bolje pokrivanja šire okoline okoline Bileće mobilnim signalom.</w:t>
             </w:r>
           </w:p>
           <w:p>
@@ -5766,7 +5766,7 @@
                 <w:szCs w:val="21"/>
                 <w:lang w:val="bs-BA"/>
               </w:rPr>
-              <w:t>Ključna specifičnost lokacije je da ista još uvijek NIJE priključena na elektroenergetsku mrežu, niti se isto očekuje u narednom periodu. Ocjena opravdanosti izgradnje priključka nije u domenu predmeta nabavke. Sektor za energetiku cijeni da je izgradnja elektroenergetskog priključka moguća, ekonomski opravdana za očekivane uštede i prijeko potrebna za eventualnu klasifikaciju objekta kao RR/BS/MPLS čvorišta.</w:t>
+              <w:t xml:space="preserve">Ključna specifičnost lokacije je da ista još uvijek NIJE priključena na elektroenergetsku mrežu, niti se isto očekuje u narednom periodu. Ocjena opravdanosti izgradnje priključka nije u domenu predmeta nabavke. Sektor za energetiku cijeni da je izgradnja elektroenergetskog priključka moguća, ekonomski opravdana za očekivane uštede i prijeko potrebna za eventualnu klasifikaciju objekta kao RR/BS/MPLS čvorišta.</w:t>
             </w:r>
           </w:p>
           <w:p>
@@ -5788,7 +5788,7 @@
                 <w:szCs w:val="21"/>
                 <w:lang w:val="bs-BA"/>
               </w:rPr>
-              <w:t>Planirana TK oprema  na lokaciji uključuje minimalno RAN, RR i MPLS opremu smještenu vani:</w:t>
+              <w:t xml:space="preserve">Planirana TK oprema  na lokaciji uključuje minimalno RAN, RR i MPLS opremu smještenu vani:</w:t>
             </w:r>
           </w:p>
           <w:p>
@@ -5823,7 +5823,7 @@
                 <w:szCs w:val="21"/>
                 <w:lang w:val="bs-BA"/>
               </w:rPr>
-              <w:t>Huawei MTS9302A</w:t>
+              <w:t xml:space="preserve">Huawei MTS9302A</w:t>
             </w:r>
             <w:r>
               <w:rPr>
@@ -5857,7 +5857,7 @@
                 <w:szCs w:val="21"/>
                 <w:lang w:val="bs-BA"/>
               </w:rPr>
-              <w:t>na stubu (remote RRU/MMU jedinice i antenski sistem).</w:t>
+              <w:t xml:space="preserve">na stubu (remote RRU/MMU jedinice i antenski sistem).</w:t>
             </w:r>
           </w:p>
           <w:p>
@@ -5879,7 +5879,7 @@
                 <w:szCs w:val="21"/>
                 <w:lang w:val="bs-BA"/>
               </w:rPr>
-              <w:t>Smještaj TK opreme u kontejner</w:t>
+              <w:t xml:space="preserve">Smještaj TK opreme u kontejner</w:t>
             </w:r>
             <w:r>
               <w:rPr>
@@ -5898,7 +5898,7 @@
                 <w:szCs w:val="21"/>
                 <w:lang w:val="bs-BA"/>
               </w:rPr>
-              <w:t>nije dozvoljen</w:t>
+              <w:t xml:space="preserve">nije dozvoljen</w:t>
             </w:r>
             <w:r>
               <w:rPr>
@@ -5907,7 +5907,7 @@
                 <w:szCs w:val="21"/>
                 <w:lang w:val="bs-BA"/>
               </w:rPr>
-              <w:t>. Energetskim bilansom se predviđa autonomni hibridni sistem za napajanje potrošača isključivo na -48 VDC, procijenjene snage 1.180 W (nazivno), odnosno 1.330 W (vršno - ljeti), uključujući sistem hlađenja i rezidualnu/pomoćnu opremu.</w:t>
+              <w:t xml:space="preserve">. Energetskim bilansom se predviđa autonomni hibridni sistem za napajanje potrošača isključivo na -48 VDC, procijenjene snage 1.180 W (nazivno), odnosno 1.330 W (vršno - ljeti), uključujući sistem hlađenja i rezidualnu/pomoćnu opremu.</w:t>
             </w:r>
           </w:p>
           <w:p>
@@ -5929,7 +5929,7 @@
                 <w:szCs w:val="21"/>
                 <w:lang w:val="bs-BA"/>
               </w:rPr>
-              <w:t>Sistem napajanja predviđen je kao hibridni – off grid sastavljen od osnovnih elementa:</w:t>
+              <w:t xml:space="preserve">Sistem napajanja predviđen je kao hibridni – off grid sastavljen od osnovnih elementa:</w:t>
             </w:r>
           </w:p>
           <w:p>
@@ -5961,7 +5961,7 @@
                 <w:szCs w:val="21"/>
                 <w:lang w:val="bs-BA"/>
               </w:rPr>
-              <w:t>iPV585-M2A</w:t>
+              <w:t xml:space="preserve">iPV585-M2A</w:t>
             </w:r>
             <w:r>
               <w:rPr>
@@ -5992,7 +5992,7 @@
                 <w:szCs w:val="21"/>
                 <w:lang w:val="bs-BA"/>
               </w:rPr>
-              <w:t>- sekundarni izvor: baterijski sistem (LFP – litijum-željezo-fosfatna) instalisanog kapaciteta 6x150 Ah (48,6 kWh), DoD min. 85% kao ciklirajuća akumulacija, smješten u zasebnom outdoor ormaru sa solarnim punjačima i ispravljačima Huawei ICC360-HA1-C1 (PowerCube 1000) ili kompatibilnim sistemom.</w:t>
+              <w:t xml:space="preserve">- sekundarni izvor: baterijski sistem (LFP – litijum-željezo-fosfatna) instalisanog kapaciteta 6x150 Ah (48,6 kWh), DoD min. 85% kao ciklirajuća akumulacija, smješten u zasebnom outdoor ormaru sa solarnim punjačima i ispravljačima Huawei ICC360-HA1-C1 (PowerCube 1000) ili kompatibilnim sistemom.</w:t>
             </w:r>
           </w:p>
           <w:p>
@@ -6014,7 +6014,7 @@
                 <w:szCs w:val="21"/>
                 <w:lang w:val="bs-BA"/>
               </w:rPr>
-              <w:t>- rezervni izvor: automatski dizel električni agregat snage 18 kVA (14,4 kW), 3 x 230/400 V, 50 Hz smješten u postojeći kontejner. DEA napaja ispravljače.</w:t>
+              <w:t xml:space="preserve">- rezervni izvor: automatski dizel električni agregat snage 18 kVA (14,4 kW), 3 x 230/400 V, 50 Hz smješten u postojeći kontejner. DEA napaja ispravljače.</w:t>
             </w:r>
           </w:p>
           <w:p>
@@ -6036,7 +6036,7 @@
                 <w:szCs w:val="21"/>
                 <w:lang w:val="bs-BA"/>
               </w:rPr>
-              <w:t>Oprema primarnog izvora (</w:t>
+              <w:t xml:space="preserve">Oprema primarnog izvora (</w:t>
             </w:r>
             <w:r>
               <w:rPr>
@@ -6046,7 +6046,7 @@
                 <w:szCs w:val="21"/>
                 <w:lang w:val="bs-BA"/>
               </w:rPr>
-              <w:t>iPV585-M2A</w:t>
+              <w:t xml:space="preserve">iPV585-M2A</w:t>
             </w:r>
             <w:r>
               <w:rPr>
@@ -6055,7 +6055,7 @@
                 <w:szCs w:val="21"/>
                 <w:lang w:val="bs-BA"/>
               </w:rPr>
-              <w:t>), sekundarnog izvora (</w:t>
+              <w:t xml:space="preserve">), sekundarnog izvora (</w:t>
             </w:r>
             <w:r>
               <w:rPr>
@@ -6065,7 +6065,7 @@
                 <w:szCs w:val="21"/>
                 <w:lang w:val="bs-BA"/>
               </w:rPr>
-              <w:t>ICC360-HA1-C1</w:t>
+              <w:t xml:space="preserve">ICC360-HA1-C1</w:t>
             </w:r>
             <w:r>
               <w:rPr>
@@ -6074,7 +6074,7 @@
                 <w:szCs w:val="21"/>
                 <w:lang w:val="bs-BA"/>
               </w:rPr>
-              <w:t>) i ormar za smještaj TK opreme (</w:t>
+              <w:t xml:space="preserve">) i ormar za smještaj TK opreme (</w:t>
             </w:r>
             <w:r>
               <w:rPr>
@@ -6084,7 +6084,7 @@
                 <w:szCs w:val="21"/>
                 <w:lang w:val="bs-BA"/>
               </w:rPr>
-              <w:t>MTS9302A</w:t>
+              <w:t xml:space="preserve">MTS9302A</w:t>
             </w:r>
             <w:r>
               <w:rPr>
@@ -6115,7 +6115,7 @@
                 <w:szCs w:val="21"/>
                 <w:lang w:val="bs-BA"/>
               </w:rPr>
-              <w:t>Projektnim zadatkom i RFI dokumentom, maksimalno dozvoljeno godišnje vrijeme rada dizel električnog agregata iznosi 250 h (standby režim prema ISO 8528-3), zbog čega je sistem dimenzionisan da se rad agregata svede na minimum u vrijeme uzastopnih dana bez osunčanosti ili kvara na opremi, dok sam spremnik goriva zapremine 500 l treba obezbjediti autonomiju od najmanje godinu između dopuna goriva, a teoretski i više.</w:t>
+              <w:t xml:space="preserve">Sistem je dimenzionisan tako da fotonaponsko polje pokriva najveći dio potrošnje, a dizel električni agregat radi samo kada baterije dostignu zadanu dubinu pražnjenja, tj. u nizovima dana slabe osunčanosti i pri kvaru opreme. Satna simulacija energetskog bilansa za 19 godina (pvlib, PVGIS-SARAH3, 2005–2023) daje očekivani rad agregata od ≈280 h godišnje (u najlošijoj godini do ≈360 h), uz potrošnju goriva od ≈940 l godišnje; spremnik od 500 l dopunjava se u prosjeku dva do tri puta godišnje. Vrijednosti važe uz parametriranje upravljačke jedinice za minimalan rad agregata, propisano Prilogom I TD. Agregat radi u režimu trajne (prime) snage prema ISO 8528-1, sa ulaznom snagom ispravljača ograničenom na 9,5 kW.</w:t>
             </w:r>
           </w:p>
           <w:p>
@@ -6137,7 +6137,7 @@
                 <w:szCs w:val="21"/>
                 <w:lang w:val="bs-BA"/>
               </w:rPr>
-              <w:t>Predmetna nabavka predstavlja DRUGU iteraciju izgradnje autonomnih/off-grid hibridnih sistema napajanja sa podrškom dizel-električnog agregata. Prva takva realizacija izvedena je na lokaciji MILNIŠTE_MIKRO (Glamoč) sa pozitivnim iskustvima, te će zajedno sa njom poslužiti kao referentno rješenje za druge slične objekte bez mogućnosti priključenja na elektroenergetsku mrežu.</w:t>
+              <w:t xml:space="preserve">Predmetna nabavka predstavlja DRUGU iteraciju izgradnje autonomnih/off-grid hibridnih sistema napajanja sa podrškom dizel-električnog agregata. Prva takva realizacija izvedena je na lokaciji MILNIŠTE_MIKRO (Glamoč) sa pozitivnim iskustvima, te će zajedno sa njom poslužiti kao referentno rješenje za druge slične objekte bez mogućnosti priključenja na elektroenergetsku mrežu.</w:t>
             </w:r>
           </w:p>
           <w:p>
@@ -6162,7 +6162,7 @@
                 <w:szCs w:val="21"/>
                 <w:lang w:val="bs-BA"/>
               </w:rPr>
-              <w:t>Investicioni program</w:t>
+              <w:t xml:space="preserve">Investicioni program</w:t>
             </w:r>
           </w:p>
           <w:p>
@@ -6196,7 +6196,7 @@
                 <w:highlight w:val="yellow"/>
                 <w:lang w:val="bs-BA"/>
               </w:rPr>
-              <w:t>ne postoji Investivioni program.</w:t>
+              <w:t xml:space="preserve">ne postoji Investivioni program.</w:t>
             </w:r>
           </w:p>
           <w:p>
@@ -6243,7 +6243,7 @@
                 <w:szCs w:val="21"/>
                 <w:lang w:val="bs-BA"/>
               </w:rPr>
-              <w:t>Predmet nabavke je isporuka opreme sa uslugama instalacije i pratećim građevinskim radovima za autonomni hibridni sistem napajanja na baznoj stanici Sjednica (Bileća), za potrebe objekta u vlasništvu BH Telecom d.d. Sarajevo.</w:t>
+              <w:t xml:space="preserve">Predmet nabavke je isporuka opreme sa uslugama instalacije i pratećim građevinskim radovima za autonomni hibridni sistem napajanja na baznoj stanici Sjednica (Bileća), za potrebe objekta u vlasništvu BH Telecom d.d. Sarajevo.</w:t>
             </w:r>
           </w:p>
           <w:p>
@@ -6289,7 +6289,7 @@
                 <w:szCs w:val="21"/>
                 <w:lang w:val="bs-BA"/>
               </w:rPr>
-              <w:t>LOT 1 : metalne konstrukcija sa 2 (dva) nosača za fotonaponske panele (ground support) za montažu na tlo, fiksnog nagiba 45° i orijentacije jug (azimut 180°), sa temeljnim trakama, AB pločom, armaturom, prihvatima, ankerima i ostalim spojnim materijalom</w:t>
+              <w:t xml:space="preserve">LOT 1 : metalna konstrukcija sa 3 (tri) nosača za fotonaponske panele (ground support) za montažu na tlo, fiksnog nagiba 45° i orijentacije jug (azimut 180°), sa temeljnim trakama, AB pločom, armaturom, prihvatima, ankerima i ostalim spojnim materijalom</w:t>
             </w:r>
           </w:p>
           <w:p>
@@ -6312,7 +6312,7 @@
                 <w:szCs w:val="21"/>
                 <w:lang w:val="bs-BA"/>
               </w:rPr>
-              <w:t>LOT 2: agregatsko postrojenje sa automatskim dizel električnim agregatom snage 18 kVA / 14,4 kW pri cosφ 0,8, za režim rada u pričuvi (stand-by) prema ISO 8528-3, kao FG Wilson P22-6 ili ekvivalent, u skid izvedbi za montažu u prostor tj. postojeći kontejner na lokaciji, dvoplašnim spremnikom goriva zapremine 500 l, sa ožičenjem sistema do potpune funcionalnosti i puštanjem u rad..</w:t>
+              <w:t xml:space="preserve">LOT 2: agregatsko postrojenje sa automatskim dizel električnim agregatom snage 18 kVA / 14,4 kW pri cosφ 0,8, za rad u režimu trajne (prime) snage prema ISO 8528-1, sa ulaznom snagom ispravljača ograničenom na 9,5 kW, kao FG Wilson P18-6 ili ekvivalent, u skid izvedbi za montažu u prostor tj. postojeći kontejner na lokaciji, dvoplašnim spremnikom goriva zapremine 500 l, sa ožičenjem sistema do potpune funcionalnosti i puštanjem u rad.</w:t>
             </w:r>
           </w:p>
           <w:p>
@@ -6373,7 +6373,7 @@
                 <w:szCs w:val="21"/>
                 <w:lang w:val="bs-BA" w:eastAsia="hr-HR"/>
               </w:rPr>
-              <w:t>Rizik nenabavke</w:t>
+              <w:t xml:space="preserve">Rizik nenabavke</w:t>
             </w:r>
           </w:p>
           <w:p>
@@ -6394,7 +6394,7 @@
                 <w:szCs w:val="21"/>
                 <w:lang w:val="bs-BA"/>
               </w:rPr>
-              <w:t>U slučaju neodobravanja ove nabavke, objekat Sjednica, Bileća ne može biti pušten u rad, obzirom da lokacija nije priključena na elektroenergetsku mrežu i ne postoji alternativni izvor napajanja. Time bi izostalo planirano pokrivanje šireg područja telekomunikacionim uslugama, kao i uspostava planiranog RR čvorišta.</w:t>
+              <w:t xml:space="preserve">U slučaju neodobravanja ove nabavke, objekat Sjednica, Bileća ne može biti pušten u rad, obzirom da lokacija nije priključena na elektroenergetsku mrežu i ne postoji alternativni izvor napajanja. Time bi izostalo planirano pokrivanje šireg područja telekomunikacionim uslugama, kao i uspostava planiranog RR čvorišta.</w:t>
             </w:r>
           </w:p>
           <w:p>
@@ -6415,7 +6415,7 @@
                 <w:szCs w:val="21"/>
                 <w:lang w:val="bs-BA"/>
               </w:rPr>
-              <w:t>Obzirom da instaliranje agregata i fotonaponskih nosača može ovisiti i od pribavljanja dozvola od strane općinskih organa, postoji mogućnost da se za lokaciju ne pribavi neophodna dozvola, opozovu dodijeljeni lokacijski uslovi ili ugovoreni zakup zemljišta, te će se u navedenom slučaju odustati od realizacije.</w:t>
+              <w:t xml:space="preserve">Obzirom da instaliranje agregata i fotonaponskih nosača može ovisiti i od pribavljanja dozvola od strane općinskih organa, postoji mogućnost da se za lokaciju ne pribavi neophodna dozvola, opozovu dodijeljeni lokacijski uslovi ili ugovoreni zakup zemljišta, te će se u navedenom slučaju odustati od realizacije.</w:t>
             </w:r>
           </w:p>
           <w:p>
@@ -6438,7 +6438,7 @@
                 <w:szCs w:val="21"/>
                 <w:lang w:val="bs-BA" w:eastAsia="en-US"/>
               </w:rPr>
-              <w:t>Nabavka autonomnog hibridnog sistema napajanja za BS Sjednica nije u koliziji s ostalim projektima i sistemima, niti uslovljava vremenski ili suštinski ostale projekte i sisteme BH Telecom-a.</w:t>
+              <w:t xml:space="preserve">Nabavka autonomnog hibridnog sistema napajanja za BS Sjednica nije u koliziji s ostalim projektima i sistemima, niti uslovljava vremenski ili suštinski ostale projekte i sisteme BH Telecom-a.</w:t>
             </w:r>
           </w:p>
         </w:tc>
@@ -6464,7 +6464,7 @@
           <w:highlight w:val="yellow"/>
           <w:lang w:val="bs-BA"/>
         </w:rPr>
-        <w:t>Nabavni zahtjev po predmetnoj Odluci je usaglašen između ID TIRS i IDI i bit će pokrenut odmah po usvajanju Odluke od strane Uprave Društva.</w:t>
+        <w:t xml:space="preserve">Nabavni zahtjev po predmetnoj Odluci je usaglašen između ID TIRS i IDI i bit će pokrenut odmah po usvajanju Odluke od strane Uprave Društva.</w:t>
       </w:r>
     </w:p>
     <w:p>
@@ -6486,7 +6486,7 @@
           <w:szCs w:val="21"/>
           <w:lang w:val="bs-BA"/>
         </w:rPr>
-        <w:t>Nabavka nije u koliziji s ostalim projektima i sistemima, niti uslovljava vremenski ili suštinski ostale projekte i sisteme BH Telecom-a.</w:t>
+        <w:t xml:space="preserve">Nabavka nije u koliziji s ostalim projektima i sistemima, niti uslovljava vremenski ili suštinski ostale projekte i sisteme BH Telecom-a.</w:t>
       </w:r>
     </w:p>
     <w:p>
@@ -6571,7 +6571,7 @@
                 <w:szCs w:val="18"/>
                 <w:lang w:val="bs-BA"/>
               </w:rPr>
-              <w:t>TAČKA OPI</w:t>
+              <w:t xml:space="preserve">TAČKA OPI</w:t>
             </w:r>
           </w:p>
         </w:tc>
@@ -6610,7 +6610,7 @@
                 <w:szCs w:val="18"/>
                 <w:lang w:val="bs-BA" w:eastAsia="bs-BA"/>
               </w:rPr>
-              <w:t>NAZIV ROBE ILI USLUGA</w:t>
+              <w:t xml:space="preserve">NAZIV ROBE ILI USLUGA</w:t>
             </w:r>
           </w:p>
           <w:p>
@@ -6672,7 +6672,7 @@
                 <w:szCs w:val="18"/>
                 <w:lang w:val="bs-BA"/>
               </w:rPr>
-              <w:t>PREDMET NABAVKE</w:t>
+              <w:t xml:space="preserve">PREDMET NABAVKE</w:t>
             </w:r>
           </w:p>
         </w:tc>
@@ -6710,7 +6710,7 @@
                 <w:szCs w:val="18"/>
                 <w:lang w:val="bs-BA"/>
               </w:rPr>
-              <w:t>PLANIRANO U 2026. GODINI</w:t>
+              <w:t xml:space="preserve">PLANIRANO U 2026. GODINI</w:t>
             </w:r>
           </w:p>
         </w:tc>
@@ -6784,7 +6784,7 @@
                 <w:szCs w:val="18"/>
                 <w:lang w:val="bs-BA"/>
               </w:rPr>
-              <w:t>14.6</w:t>
+              <w:t xml:space="preserve">14.6</w:t>
             </w:r>
           </w:p>
         </w:tc>
@@ -6817,7 +6817,7 @@
                 <w:highlight w:val="yellow"/>
                 <w:lang w:val="bs-BA"/>
               </w:rPr>
-              <w:t>Sigurnosne platforme za 5G</w:t>
+              <w:t xml:space="preserve">Sigurnosne platforme za 5G</w:t>
             </w:r>
           </w:p>
         </w:tc>
@@ -6848,7 +6848,7 @@
                 <w:szCs w:val="18"/>
                 <w:highlight w:val="yellow"/>
               </w:rPr>
-              <w:t>Nabavka i instalacija hibridnog sistema napajanja - BS Sjednica</w:t>
+              <w:t xml:space="preserve">Nabavka i instalacija hibridnog sistema napajanja - BS Sjednica</w:t>
             </w:r>
           </w:p>
         </w:tc>
@@ -6883,7 +6883,7 @@
                 <w:highlight w:val="yellow"/>
                 <w:lang w:val="bs-BA"/>
               </w:rPr>
-              <w:t>100.000</w:t>
+              <w:t xml:space="preserve">100.000</w:t>
             </w:r>
           </w:p>
         </w:tc>
@@ -6918,7 +6918,7 @@
                 <w:highlight w:val="yellow"/>
                 <w:lang w:val="bs-BA"/>
               </w:rPr>
-              <w:t>100.000</w:t>
+              <w:t xml:space="preserve">100.000</w:t>
             </w:r>
           </w:p>
         </w:tc>
@@ -6955,7 +6955,7 @@
                 <w:szCs w:val="18"/>
                 <w:lang w:val="bs-BA"/>
               </w:rPr>
-              <w:t>18.1</w:t>
+              <w:t xml:space="preserve">18.1</w:t>
             </w:r>
           </w:p>
         </w:tc>
@@ -6988,7 +6988,7 @@
                 <w:highlight w:val="yellow"/>
                 <w:lang w:val="bs-BA"/>
               </w:rPr>
-              <w:t>Nadzor i upravljanje energetikom</w:t>
+              <w:t xml:space="preserve">Nadzor i upravljanje energetikom</w:t>
             </w:r>
           </w:p>
         </w:tc>
@@ -7049,7 +7049,7 @@
                 <w:highlight w:val="yellow"/>
                 <w:lang w:val="bs-BA"/>
               </w:rPr>
-              <w:t>0</w:t>
+              <w:t xml:space="preserve">0</w:t>
             </w:r>
           </w:p>
         </w:tc>
@@ -7084,7 +7084,7 @@
                 <w:highlight w:val="yellow"/>
                 <w:lang w:val="bs-BA"/>
               </w:rPr>
-              <w:t>0</w:t>
+              <w:t xml:space="preserve">0</w:t>
             </w:r>
           </w:p>
         </w:tc>
@@ -7121,7 +7121,7 @@
                 <w:szCs w:val="18"/>
                 <w:lang w:val="bs-BA"/>
               </w:rPr>
-              <w:t>18.4</w:t>
+              <w:t xml:space="preserve">18.4</w:t>
             </w:r>
           </w:p>
         </w:tc>
@@ -7154,7 +7154,7 @@
                 <w:highlight w:val="yellow"/>
                 <w:lang w:val="bs-BA"/>
               </w:rPr>
-              <w:t>Agregatska postrojenja za RR čvorišta - nove lokacije</w:t>
+              <w:t xml:space="preserve">Agregatska postrojenja za RR čvorišta - nove lokacije</w:t>
             </w:r>
           </w:p>
         </w:tc>
@@ -7215,7 +7215,7 @@
                 <w:highlight w:val="yellow"/>
                 <w:lang w:val="bs-BA"/>
               </w:rPr>
-              <w:t>0</w:t>
+              <w:t xml:space="preserve">0</w:t>
             </w:r>
           </w:p>
         </w:tc>
@@ -7250,7 +7250,7 @@
                 <w:highlight w:val="yellow"/>
                 <w:lang w:val="bs-BA"/>
               </w:rPr>
-              <w:t>0</w:t>
+              <w:t xml:space="preserve">0</w:t>
             </w:r>
           </w:p>
         </w:tc>
@@ -7293,7 +7293,7 @@
                 <w:szCs w:val="18"/>
                 <w:lang w:val="bs-BA"/>
               </w:rPr>
-              <w:t>UKUPNO (KM):</w:t>
+              <w:t xml:space="preserve">UKUPNO (KM):</w:t>
             </w:r>
           </w:p>
         </w:tc>
@@ -7331,7 +7331,7 @@
                 <w:highlight w:val="yellow"/>
                 <w:lang w:val="bs-BA"/>
               </w:rPr>
-              <w:t>50.000</w:t>
+              <w:t xml:space="preserve">50.000</w:t>
             </w:r>
           </w:p>
         </w:tc>
@@ -7368,7 +7368,7 @@
                 <w:highlight w:val="yellow"/>
                 <w:lang w:val="bs-BA"/>
               </w:rPr>
-              <w:t>50.000</w:t>
+              <w:t xml:space="preserve">50.000</w:t>
             </w:r>
             <w:bookmarkStart w:id="9" w:name="_Hlk225145355"/>
             <w:bookmarkEnd w:id="9"/>
@@ -7397,7 +7397,7 @@
           <w:szCs w:val="20"/>
           <w:lang w:val="bs-BA" w:eastAsia="en-US"/>
         </w:rPr>
-        <w:t>Tabela 1. Plan finansijske realizacije</w:t>
+        <w:t xml:space="preserve">Tabela 1. Plan finansijske realizacije</w:t>
       </w:r>
     </w:p>
     <w:p>
@@ -7445,7 +7445,7 @@
           <w:highlight w:val="yellow"/>
           <w:lang w:val="bs-BA" w:eastAsia="bs-BA"/>
         </w:rPr>
-        <w:t>Napomena: Predmetna nabavka i sredstva za ovaj projekat planirana su novim Planom 2026-2028.g. pod drugim pozicijama, tako da će se vršiti izmjena Odluke, po usvajanju Plana 2026.-2028. godine na sljedeći način:</w:t>
+        <w:t xml:space="preserve">Napomena: Predmetna nabavka i sredstva za ovaj projekat planirana su novim Planom 2026-2028.g. pod drugim pozicijama, tako da će se vršiti izmjena Odluke, po usvajanju Plana 2026.-2028. godine na sljedeći način:</w:t>
       </w:r>
     </w:p>
     <w:tbl>
@@ -7507,7 +7507,7 @@
                 <w:szCs w:val="18"/>
                 <w:lang w:val="bs-BA"/>
               </w:rPr>
-              <w:t>TAČKA OPI</w:t>
+              <w:t xml:space="preserve">TAČKA OPI</w:t>
             </w:r>
           </w:p>
         </w:tc>
@@ -7545,7 +7545,7 @@
                 <w:szCs w:val="18"/>
                 <w:lang w:val="bs-BA" w:eastAsia="bs-BA"/>
               </w:rPr>
-              <w:t>NAZIV ROBE ILI USLUGA</w:t>
+              <w:t xml:space="preserve">NAZIV ROBE ILI USLUGA</w:t>
             </w:r>
           </w:p>
         </w:tc>
@@ -7583,7 +7583,7 @@
                 <w:szCs w:val="18"/>
                 <w:lang w:val="bs-BA"/>
               </w:rPr>
-              <w:t>PREDMET NABAVKE</w:t>
+              <w:t xml:space="preserve">PREDMET NABAVKE</w:t>
             </w:r>
           </w:p>
         </w:tc>
@@ -7621,7 +7621,7 @@
                 <w:szCs w:val="18"/>
                 <w:lang w:val="bs-BA"/>
               </w:rPr>
-              <w:t>PLANIRANO U 2026. GODINI</w:t>
+              <w:t xml:space="preserve">PLANIRANO U 2026. GODINI</w:t>
             </w:r>
           </w:p>
         </w:tc>
@@ -7695,7 +7695,7 @@
                 <w:szCs w:val="18"/>
                 <w:lang w:val="bs-BA"/>
               </w:rPr>
-              <w:t>18.4</w:t>
+              <w:t xml:space="preserve">18.4</w:t>
             </w:r>
           </w:p>
         </w:tc>
@@ -7727,7 +7727,7 @@
                 <w:szCs w:val="18"/>
                 <w:lang w:val="bs-BA"/>
               </w:rPr>
-              <w:t>Infrastruktura i instalacija opreme za autonomni hibridni sistem napajanja Sjednica, Bileća (LOT 1 i 2)</w:t>
+              <w:t xml:space="preserve">Infrastruktura i instalacija opreme za autonomni hibridni sistem napajanja Sjednica, Bileća (LOT 1 i 2)</w:t>
             </w:r>
           </w:p>
         </w:tc>
@@ -7754,7 +7754,7 @@
                 <w:sz w:val="18"/>
                 <w:szCs w:val="18"/>
               </w:rPr>
-              <w:t>LOT 1 – izgradnja temelja, isporuka i montaža nosača za fotonaponske panele (ground mount support) - 3 kpl,</w:t>
+              <w:t xml:space="preserve">LOT 1 – izgradnja temelja, isporuka i montaža nosača za fotonaponske panele (ground mount support) - 3 kpl,</w:t>
             </w:r>
           </w:p>
           <w:p>
@@ -7772,7 +7772,7 @@
                 <w:sz w:val="18"/>
                 <w:szCs w:val="18"/>
               </w:rPr>
-              <w:t>LOT 2 – isporuka i instalacija agregatskog postrojenja 18 kVA za montažu u kontejner sa spremnikom goriva 500 l, ožičenje, testiranje i puštanje u rad čitavog hibridnog sistema.</w:t>
+              <w:t xml:space="preserve">LOT 2 – isporuka i instalacija agregatskog postrojenja 18 kVA za montažu u kontejner sa spremnikom goriva 500 l, ožičenje, testiranje i puštanje u rad čitavog hibridnog sistema.</w:t>
             </w:r>
           </w:p>
         </w:tc>
@@ -7807,7 +7807,7 @@
                 <w:highlight w:val="yellow"/>
                 <w:lang w:val="bs-BA"/>
               </w:rPr>
-              <w:t>100.000</w:t>
+              <w:t xml:space="preserve">100.000</w:t>
             </w:r>
           </w:p>
         </w:tc>
@@ -7842,7 +7842,7 @@
                 <w:highlight w:val="yellow"/>
                 <w:lang w:val="bs-BA"/>
               </w:rPr>
-              <w:t>100.000</w:t>
+              <w:t xml:space="preserve">100.000</w:t>
             </w:r>
           </w:p>
         </w:tc>
@@ -7885,7 +7885,7 @@
                 <w:szCs w:val="18"/>
                 <w:lang w:val="bs-BA"/>
               </w:rPr>
-              <w:t>UKUPNO (KM):</w:t>
+              <w:t xml:space="preserve">UKUPNO (KM):</w:t>
             </w:r>
           </w:p>
         </w:tc>
@@ -7922,7 +7922,7 @@
                 <w:highlight w:val="yellow"/>
                 <w:lang w:val="bs-BA"/>
               </w:rPr>
-              <w:t>100.000</w:t>
+              <w:t xml:space="preserve">100.000</w:t>
             </w:r>
           </w:p>
         </w:tc>
@@ -7959,7 +7959,7 @@
                 <w:highlight w:val="yellow"/>
                 <w:lang w:val="bs-BA"/>
               </w:rPr>
-              <w:t>100.000</w:t>
+              <w:t xml:space="preserve">100.000</w:t>
             </w:r>
           </w:p>
         </w:tc>
@@ -7986,7 +7986,7 @@
           <w:szCs w:val="21"/>
           <w:lang w:val="bs-BA" w:eastAsia="en-US"/>
         </w:rPr>
-        <w:t>Tabela 1. Plan finansijske realizacije</w:t>
+        <w:t xml:space="preserve">Tabela 1. Plan finansijske realizacije</w:t>
       </w:r>
     </w:p>
     <w:p>
@@ -8075,7 +8075,7 @@
                 <w:szCs w:val="21"/>
                 <w:lang w:val="bs-BA" w:eastAsia="bs-BA"/>
               </w:rPr>
-              <w:t>Rb.</w:t>
+              <w:t xml:space="preserve">Rb.</w:t>
             </w:r>
           </w:p>
         </w:tc>
@@ -8114,7 +8114,7 @@
                 <w:szCs w:val="21"/>
                 <w:lang w:val="bs-BA" w:eastAsia="bs-BA"/>
               </w:rPr>
-              <w:t>Vrsta aktivnosti</w:t>
+              <w:t xml:space="preserve">Vrsta aktivnosti</w:t>
             </w:r>
           </w:p>
         </w:tc>
@@ -8152,7 +8152,7 @@
                 <w:szCs w:val="21"/>
                 <w:lang w:val="bs-BA" w:eastAsia="bs-BA"/>
               </w:rPr>
-              <w:t>2026.</w:t>
+              <w:t xml:space="preserve">2026.</w:t>
             </w:r>
           </w:p>
         </w:tc>
@@ -8264,7 +8264,7 @@
                 <w:szCs w:val="21"/>
                 <w:lang w:val="bs-BA"/>
               </w:rPr>
-              <w:t>1 Q</w:t>
+              <w:t xml:space="preserve">1 Q</w:t>
             </w:r>
           </w:p>
         </w:tc>
@@ -8299,7 +8299,7 @@
                 <w:szCs w:val="21"/>
                 <w:lang w:val="bs-BA"/>
               </w:rPr>
-              <w:t>2 Q</w:t>
+              <w:t xml:space="preserve">2 Q</w:t>
             </w:r>
           </w:p>
         </w:tc>
@@ -8334,7 +8334,7 @@
                 <w:szCs w:val="21"/>
                 <w:lang w:val="bs-BA"/>
               </w:rPr>
-              <w:t>3 Q</w:t>
+              <w:t xml:space="preserve">3 Q</w:t>
             </w:r>
           </w:p>
         </w:tc>
@@ -8369,7 +8369,7 @@
                 <w:szCs w:val="21"/>
                 <w:lang w:val="bs-BA"/>
               </w:rPr>
-              <w:t>4 Q</w:t>
+              <w:t xml:space="preserve">4 Q</w:t>
             </w:r>
           </w:p>
         </w:tc>
@@ -8408,7 +8408,7 @@
                 <w:szCs w:val="21"/>
                 <w:lang w:val="bs-BA"/>
               </w:rPr>
-              <w:t>1.</w:t>
+              <w:t xml:space="preserve">1.</w:t>
             </w:r>
           </w:p>
         </w:tc>
@@ -8440,7 +8440,7 @@
                 <w:szCs w:val="21"/>
                 <w:lang w:val="bs-BA"/>
               </w:rPr>
-              <w:t>Donošenje Odluke</w:t>
+              <w:t xml:space="preserve">Donošenje Odluke</w:t>
             </w:r>
           </w:p>
         </w:tc>
@@ -8614,7 +8614,7 @@
                 <w:szCs w:val="21"/>
                 <w:lang w:val="bs-BA"/>
               </w:rPr>
-              <w:t>2.</w:t>
+              <w:t xml:space="preserve">2.</w:t>
             </w:r>
           </w:p>
         </w:tc>
@@ -8646,7 +8646,7 @@
                 <w:szCs w:val="21"/>
                 <w:lang w:val="bs-BA"/>
               </w:rPr>
-              <w:t>Sačinjavanje nabavnog zahtjeva</w:t>
+              <w:t xml:space="preserve">Sačinjavanje nabavnog zahtjeva</w:t>
             </w:r>
           </w:p>
         </w:tc>
@@ -8820,7 +8820,7 @@
                 <w:szCs w:val="21"/>
                 <w:lang w:val="bs-BA"/>
               </w:rPr>
-              <w:t>3.</w:t>
+              <w:t xml:space="preserve">3.</w:t>
             </w:r>
           </w:p>
         </w:tc>
@@ -8852,7 +8852,7 @@
                 <w:szCs w:val="21"/>
                 <w:lang w:val="bs-BA"/>
               </w:rPr>
-              <w:t>Postupak nabavke i ugovaranje</w:t>
+              <w:t xml:space="preserve">Postupak nabavke i ugovaranje</w:t>
             </w:r>
           </w:p>
         </w:tc>
@@ -9014,7 +9014,7 @@
           <w:szCs w:val="21"/>
           <w:lang w:val="bs-BA" w:eastAsia="en-US"/>
         </w:rPr>
-        <w:t>Tabela 2. Vremenski plan realizacije</w:t>
+        <w:t xml:space="preserve">Tabela 2. Vremenski plan realizacije</w:t>
       </w:r>
     </w:p>
     <w:p>
@@ -9060,7 +9060,7 @@
           <w:szCs w:val="21"/>
           <w:lang w:eastAsia="zh-CN"/>
         </w:rPr>
-        <w:t>U skladu sa navedenim, predlaže se Upravi društva da usvoji Odluku o odobrenju sredstava za nabavku Infrastruktura i instalacija opreme za autonomni hibridni sistem napajanja Sjednica, Bileća (LOT 1 i 2), sa strukturom sredstava prikazanoj u Tabeli 1 i rokom realizacije do 31.12.2026. godine.</w:t>
+        <w:t xml:space="preserve">U skladu sa navedenim, predlaže se Upravi društva da usvoji Odluku o odobrenju sredstava za nabavku Infrastruktura i instalacija opreme za autonomni hibridni sistem napajanja Sjednica, Bileća (LOT 1 i 2), sa strukturom sredstava prikazanoj u Tabeli 1 i rokom realizacije do 31.12.2026. godine.</w:t>
       </w:r>
       <w:bookmarkEnd w:id="8"/>
     </w:p>
@@ -9118,7 +9118,7 @@
           <w:szCs w:val="21"/>
           <w:lang w:val="bs-BA"/>
         </w:rPr>
-        <w:t>IZVRŠNI DIREKTOR                                                        IZVRŠNI DIREKTOR</w:t>
+        <w:t xml:space="preserve">IZVRŠNI DIREKTOR                                                        IZVRŠNI DIREKTOR</w:t>
       </w:r>
     </w:p>
     <w:p>
@@ -9173,7 +9173,7 @@
           <w:szCs w:val="21"/>
           <w:lang w:val="bs-BA"/>
         </w:rPr>
-        <w:t>I RAZVOJ SERVISA</w:t>
+        <w:t xml:space="preserve">I RAZVOJ SERVISA</w:t>
       </w:r>
     </w:p>
     <w:p>
@@ -9239,7 +9239,7 @@
           <w:szCs w:val="21"/>
           <w:lang w:val="bs-BA"/>
         </w:rPr>
-        <w:t>_______________________________                             _______________________________</w:t>
+        <w:t xml:space="preserve">_______________________________                             _______________________________</w:t>
       </w:r>
     </w:p>
     <w:p>
@@ -9274,7 +9274,7 @@
           <w:szCs w:val="21"/>
           <w:lang w:val="bs-BA"/>
         </w:rPr>
-        <w:t>mr. Muamer Durić, dipl.ing.el.</w:t>
+        <w:t xml:space="preserve">mr. Muamer Durić, dipl.ing.el.</w:t>
       </w:r>
       <w:r>
         <w:rPr>

--- a/bht-sjednica-final-review/TD-OUTPUT/2.1 Prijedlog Odluke Hibridni sistem napajanja BS Sjednica.docx
+++ b/bht-sjednica-final-review/TD-OUTPUT/2.1 Prijedlog Odluke Hibridni sistem napajanja BS Sjednica.docx
@@ -6115,7 +6115,7 @@
                 <w:szCs w:val="21"/>
                 <w:lang w:val="bs-BA"/>
               </w:rPr>
-              <w:t xml:space="preserve">Sistem je dimenzionisan tako da fotonaponsko polje pokriva najveći dio potrošnje, a dizel električni agregat radi samo kada baterije dostignu zadanu dubinu pražnjenja, tj. u nizovima dana slabe osunčanosti i pri kvaru opreme. Satna simulacija energetskog bilansa za 19 godina (pvlib, PVGIS-SARAH3, 2005–2023) daje očekivani rad agregata od ≈280 h godišnje (u najlošijoj godini do ≈360 h), uz potrošnju goriva od ≈940 l godišnje; spremnik od 500 l dopunjava se u prosjeku dva do tri puta godišnje. Vrijednosti važe uz parametriranje upravljačke jedinice za minimalan rad agregata, propisano Prilogom I TD. Agregat radi u režimu trajne (prime) snage prema ISO 8528-1, sa ulaznom snagom ispravljača ograničenom na 9,5 kW.</w:t>
+              <w:t xml:space="preserve">Sistem je dimenzionisan tako da fotonaponsko polje pokriva najveći dio potrošnje, a dizel električni agregat radi samo kada baterije dostignu zadanu dubinu pražnjenja, tj. u nizovima dana slabe osunčanosti i pri kvaru opreme. Satna simulacija energetskog bilansa za 19 godina (pvlib, PVGIS-SARAH3, 2005–2023) daje očekivani rad agregata od ≈230 h godišnje (u najlošijoj godini do ≈310 h), uz potrošnju goriva od ≈770 l godišnje; spremnik od 500 l dopunjava se u prosjeku dva puta godišnje. Vrijednosti važe uz parametriranje upravljačke jedinice za minimalan rad agregata, propisano Prilogom I TD. Agregat radi u režimu trajne (prime) snage prema ISO 8528-1, sa ulaznom snagom ispravljača ograničenom na 9,5 kW.</w:t>
             </w:r>
           </w:p>
           <w:p>

--- a/bht-sjednica-final-review/TD-OUTPUT/2.1 Prijedlog Odluke Hibridni sistem napajanja BS Sjednica.docx
+++ b/bht-sjednica-final-review/TD-OUTPUT/2.1 Prijedlog Odluke Hibridni sistem napajanja BS Sjednica.docx
@@ -6115,7 +6115,7 @@
                 <w:szCs w:val="21"/>
                 <w:lang w:val="bs-BA"/>
               </w:rPr>
-              <w:t xml:space="preserve">Sistem je dimenzionisan tako da fotonaponsko polje pokriva najveći dio potrošnje, a dizel električni agregat radi samo kada baterije dostignu zadanu dubinu pražnjenja, tj. u nizovima dana slabe osunčanosti i pri kvaru opreme. Satna simulacija energetskog bilansa za 19 godina (pvlib, PVGIS-SARAH3, 2005–2023) daje očekivani rad agregata od ≈230 h godišnje (u najlošijoj godini do ≈310 h), uz potrošnju goriva od ≈770 l godišnje; spremnik od 500 l dopunjava se u prosjeku dva puta godišnje. Vrijednosti važe uz parametriranje upravljačke jedinice za minimalan rad agregata, propisano Prilogom I TD. Agregat radi u režimu trajne (prime) snage prema ISO 8528-1, sa ulaznom snagom ispravljača ograničenom na 9,5 kW.</w:t>
+              <w:t xml:space="preserve">Sistem je dimenzionisan tako da fotonaponsko polje pokriva najveći dio potrošnje, a dizel električni agregat radi samo kada baterije dostignu zadanu dubinu pražnjenja, tj. u nizovima dana slabe osunčanosti i pri kvaru opreme. Satna simulacija energetskog bilansa za 19 godina (pvlib, PVGIS-SARAH3, 2005–2023) daje očekivani rad agregata od ≈250 h godišnje (u najlošijoj godini do ≈330 h), uz potrošnju goriva od ≈820 l godišnje; spremnik od 500 l dopunjava se u prosjeku dva puta godišnje. Vrijednosti važe uz parametriranje upravljačke jedinice za minimalan rad agregata, propisano Prilogom I TD. Agregat radi u režimu trajne (prime) snage prema ISO 8528-1, sa ulaznom snagom ispravljača ograničenom na 9,5 kW.</w:t>
             </w:r>
           </w:p>
           <w:p>
